--- a/tests/corpus_v2/docs/agency_0006.docx
+++ b/tests/corpus_v2/docs/agency_0006.docx
@@ -21,7 +21,13 @@
         <w:rPr>
           <w:b/>
         </w:rPr>
-        <w:t xml:space="preserve">№ 81/2025-Д</w:t>
+        <w:t xml:space="preserve">№ </w:t>
+      </w:r>
+      <w:r>
+        <w:rPr>
+          <w:b/>
+        </w:rPr>
+        <w:t xml:space="preserve">41Ф-87773/22-305Д</w:t>
       </w:r>
     </w:p>
     <w:p/>
@@ -33,7 +39,7 @@
         <w:t xml:space="preserve">     </w:t>
       </w:r>
       <w:r>
-        <w:t xml:space="preserve">«22» сентября 2024 г.</w:t>
+        <w:t xml:space="preserve">«17» июня 2023 г.</w:t>
       </w:r>
     </w:p>
     <w:p/>
@@ -108,10 +114,10 @@
         <w:t xml:space="preserve">, именуемый в дальнейшем «Принципал»</w:t>
       </w:r>
       <w:r>
-        <w:t xml:space="preserve">, с другой стороны, совместно именуемые «Стороны», заключили настоящий </w:t>
-      </w:r>
-      <w:r>
-        <w:t xml:space="preserve">Договор № 39/2025-Д</w:t>
+        <w:t xml:space="preserve">, с другой стороны, совместно именуемые «Стороны», заключили настоящий Договор № </w:t>
+      </w:r>
+      <w:r>
+        <w:t xml:space="preserve">58477/684-сс</w:t>
       </w:r>
       <w:r>
         <w:t xml:space="preserve"> (далее — Договор) о нижеследующем:</w:t>
@@ -161,7 +167,7 @@
         <w:t xml:space="preserve">Агентское вознаграждение: </w:t>
       </w:r>
       <w:r>
-        <w:t xml:space="preserve">1/150 ключевой ставки ЦБ РФ</w:t>
+        <w:t xml:space="preserve">1/150 ключевой ставки ЦБ РФ от общей суммы счета</w:t>
       </w:r>
       <w:r>
         <w:t xml:space="preserve">. Вознаграждение исчисляется от суммы заключённых сделок.</w:t>
@@ -189,7 +195,19 @@
         <w:t xml:space="preserve">2.1. Общая цена Договора: </w:t>
       </w:r>
       <w:r>
-        <w:t xml:space="preserve">30 000 (Тридцать тысяч) рублей 00 копеек</w:t>
+        <w:t xml:space="preserve">64 400 000,27 (Шестьдесят четыре миллиона четыреста тысяч) рублей</w:t>
+      </w:r>
+      <w:r>
+        <w:t xml:space="preserve">, включая НДС </w:t>
+      </w:r>
+      <w:r>
+        <w:t xml:space="preserve">22%</w:t>
+      </w:r>
+      <w:r>
+        <w:t xml:space="preserve"> в размере </w:t>
+      </w:r>
+      <w:r>
+        <w:t xml:space="preserve">Восемьдесят восемь миллионов девятьсот тысяч рублей 00 копеек</w:t>
       </w:r>
       <w:r>
         <w:t xml:space="preserve">.</w:t>
@@ -200,7 +218,13 @@
         <w:t xml:space="preserve">2.2. Налог: </w:t>
       </w:r>
       <w:r>
-        <w:t xml:space="preserve">НДС 22%</w:t>
+        <w:t xml:space="preserve">1/130 ключевой ставки ЦБ РФ годовых</w:t>
+      </w:r>
+      <w:r>
+        <w:t xml:space="preserve">, но не более </w:t>
+      </w:r>
+      <w:r>
+        <w:t xml:space="preserve">0,2 (две десятых процента) % от цены Договора</w:t>
       </w:r>
       <w:r>
         <w:t xml:space="preserve">.</w:t>
@@ -211,7 +235,7 @@
         <w:t xml:space="preserve">2.3. Срок оплаты — </w:t>
       </w:r>
       <w:r>
-        <w:t xml:space="preserve">3 рабочих дня</w:t>
+        <w:t xml:space="preserve">в течение трех календарных дней со дня предъявления требования</w:t>
       </w:r>
       <w:r>
         <w:t xml:space="preserve">.</w:t>
@@ -291,7 +315,10 @@
         <w:t xml:space="preserve">. Цена — </w:t>
       </w:r>
       <w:r>
-        <w:t xml:space="preserve">576 473,72 (пятьсот семьдесят шесть тысяч четыреста семьдесят три рубля семьдесят две копейки)</w:t>
+        <w:t xml:space="preserve">56 300 002,3 (пятьдесят шесть миллионов триста тысяч два) рубля</w:t>
+      </w:r>
+      <w:r>
+        <w:t xml:space="preserve">, в том числе НДС</w:t>
       </w:r>
       <w:r>
         <w:t xml:space="preserve">.</w:t>
@@ -311,7 +338,7 @@
         <w:t xml:space="preserve">3.1. Место исполнения обязательств: </w:t>
       </w:r>
       <w:r>
-        <w:t xml:space="preserve">а/я 86, г. Москва, 101000</w:t>
+        <w:t xml:space="preserve">а/я 28, г. Казань, 420111</w:t>
       </w:r>
       <w:r>
         <w:t xml:space="preserve">.</w:t>
@@ -328,7 +355,7 @@
         <w:t xml:space="preserve"> по телефону </w:t>
       </w:r>
       <w:r>
-        <w:t xml:space="preserve">+7 (383) 487-53-37</w:t>
+        <w:t xml:space="preserve">+7 (499) 658-30-87</w:t>
       </w:r>
       <w:r>
         <w:t xml:space="preserve">.</w:t>
@@ -339,7 +366,7 @@
         <w:t xml:space="preserve">3.3. Срок исполнения обязательств — </w:t>
       </w:r>
       <w:r>
-        <w:t xml:space="preserve">не позднее 05.09.2025</w:t>
+        <w:t xml:space="preserve">не позднее 14.09.2026</w:t>
       </w:r>
       <w:r>
         <w:t xml:space="preserve">.</w:t>
@@ -370,13 +397,13 @@
         <w:t xml:space="preserve">Размер неустойки за нарушение сроков оплаты: </w:t>
       </w:r>
       <w:r>
-        <w:t xml:space="preserve">20 (двадцать) процентов</w:t>
+        <w:t xml:space="preserve">0,2 (две десятых процента) процента от стоимости неоплаченных работ</w:t>
       </w:r>
       <w:r>
         <w:t xml:space="preserve">. Предельный размер ответственности: </w:t>
       </w:r>
       <w:r>
-        <w:t xml:space="preserve">0,5 (пяти десятых) % от цены Договора</w:t>
+        <w:t xml:space="preserve">1/300 ключевой ставки ЦБ РФ годовых</w:t>
       </w:r>
       <w:r>
         <w:t xml:space="preserve">.</w:t>
@@ -398,7 +425,7 @@
         <w:t xml:space="preserve">Сторона, для которой создалась невозможность исполнения, обязана уведомить другую Сторону. Срок уведомления — </w:t>
       </w:r>
       <w:r>
-        <w:t xml:space="preserve">не более 36 месяцев с момента заключения кредитного договора</w:t>
+        <w:t xml:space="preserve">в течение 45 (Сорока пяти) дней с даты подписания Сторонами акта сдачи-приемки оказанных услуг</w:t>
       </w:r>
       <w:r>
         <w:t xml:space="preserve">.</w:t>
@@ -412,7 +439,7 @@
         <w:t xml:space="preserve">Все споры и разногласия решаются путём переговоров. Претензионный порядок обязателен, срок ответа на претензию — </w:t>
       </w:r>
       <w:r>
-        <w:t xml:space="preserve">в течение 15 банковских дней с даты подписания Сторонами акта сдачи-приемки оказанных услуг</w:t>
+        <w:t xml:space="preserve">не позднее 03.10.2026</w:t>
       </w:r>
       <w:r>
         <w:t xml:space="preserve">.</w:t>
@@ -547,7 +574,7 @@
         <w:t xml:space="preserve">Расторжение Договора в одностороннем порядке допускается при существенном нарушении его условий другой Стороной. Срок направления уведомления — </w:t>
       </w:r>
       <w:r>
-        <w:t xml:space="preserve">в течение 3 рабочих дней с момента выставления счета</w:t>
+        <w:t xml:space="preserve">в течение 60 дней</w:t>
       </w:r>
       <w:r>
         <w:t xml:space="preserve">.</w:t>
@@ -564,13 +591,13 @@
         <w:t xml:space="preserve">, тел. </w:t>
       </w:r>
       <w:r>
-        <w:t xml:space="preserve">+7 (383) 948-42-76</w:t>
+        <w:t xml:space="preserve">+7 (812) 265-77-46</w:t>
       </w:r>
       <w:r>
         <w:t xml:space="preserve">, адрес для корреспонденции: </w:t>
       </w:r>
       <w:r>
-        <w:t xml:space="preserve">а/я 24, г. Сергиев Посад, 141300</w:t>
+        <w:t xml:space="preserve">а/я 49, г. Екатеринбург, 620014</w:t>
       </w:r>
       <w:r>
         <w:t xml:space="preserve">.</w:t>
@@ -608,6 +635,72 @@
       </w:r>
       <w:r>
         <w:t xml:space="preserve">vоlkov@inbox.ru</w:t>
+      </w:r>
+    </w:p>
+    <w:p/>
+    <w:p/>
+    <w:p>
+      <w:r>
+        <w:rPr>
+          <w:b/>
+        </w:rPr>
+        <w:t xml:space="preserve">9. КОНТРОЛЬНЫЕ ВЕЛИЧИНЫ</w:t>
+      </w:r>
+    </w:p>
+    <w:p>
+      <w:r>
+        <w:t xml:space="preserve">9.1. Контрольная запись: </w:t>
+      </w:r>
+      <w:r>
+        <w:rPr>
+          <w:b/>
+        </w:rPr>
+        <w:t xml:space="preserve">1/1</w:t>
+      </w:r>
+      <w:r>
+        <w:t xml:space="preserve">50 ключевой ставки ЦБ РФ от цены Договора</w:t>
+      </w:r>
+      <w:r>
+        <w:t xml:space="preserve">.</w:t>
+      </w:r>
+    </w:p>
+    <w:p>
+      <w:r>
+        <w:t xml:space="preserve">9.2. Контрольная запись: </w:t>
+      </w:r>
+      <w:r>
+        <w:rPr>
+          <w:b/>
+        </w:rPr>
+        <w:t xml:space="preserve">не позднее 08.11.20</w:t>
+      </w:r>
+      <w:r>
+        <w:t xml:space="preserve">26</w:t>
+      </w:r>
+      <w:r>
+        <w:t xml:space="preserve">.</w:t>
+      </w:r>
+    </w:p>
+    <w:p>
+      <w:r>
+        <w:t xml:space="preserve">9.3. Контрольная запись: </w:t>
+      </w:r>
+      <w:r>
+        <w:t xml:space="preserve">45/2025-С</w:t>
+      </w:r>
+      <w:r>
+        <w:t xml:space="preserve">.</w:t>
+      </w:r>
+    </w:p>
+    <w:p>
+      <w:r>
+        <w:t xml:space="preserve">9.4. Контрольная запись: </w:t>
+      </w:r>
+      <w:r>
+        <w:t xml:space="preserve">7630 0 000 руб. 00 копеек</w:t>
+      </w:r>
+      <w:r>
+        <w:t xml:space="preserve">.</w:t>
       </w:r>
     </w:p>
     <w:p/>
@@ -667,7 +760,7 @@
               <w:t xml:space="preserve">Адрес регистрации: </w:t>
             </w:r>
             <w:r>
-              <w:t xml:space="preserve">а/я 4, г. Новосибирск, 630099</w:t>
+              <w:t xml:space="preserve">а/я 4, г. Сергиев Посад, 141300</w:t>
             </w:r>
           </w:p>
           <w:p>
@@ -706,7 +799,7 @@
               <w:t xml:space="preserve">Тел.: </w:t>
             </w:r>
             <w:r>
-              <w:t xml:space="preserve">+7 (383) 481-39-91</w:t>
+              <w:t xml:space="preserve">+7 (499) 821-56-45</w:t>
             </w:r>
           </w:p>
           <w:p>
@@ -714,7 +807,7 @@
               <w:t xml:space="preserve">E-mail: </w:t>
             </w:r>
             <w:r>
-              <w:t xml:space="preserve">volkov@inbox.ru</w:t>
+              <w:t xml:space="preserve">volkov@list.ru</w:t>
             </w:r>
           </w:p>
           <w:p/>
@@ -757,7 +850,7 @@
               <w:t xml:space="preserve">Адрес регистрации: </w:t>
             </w:r>
             <w:r>
-              <w:t xml:space="preserve">а/я 37, г. Нижний Новгород, 603000</w:t>
+              <w:t xml:space="preserve">а/я 91, г. Воронеж, 394000</w:t>
             </w:r>
           </w:p>
           <w:p>
@@ -796,7 +889,7 @@
               <w:t xml:space="preserve">Тел.: </w:t>
             </w:r>
             <w:r>
-              <w:t xml:space="preserve">+7 (843) 982-23-78</w:t>
+              <w:t xml:space="preserve">+7 (843) 944-27-87</w:t>
             </w:r>
           </w:p>
           <w:p>
@@ -951,19 +1044,19 @@
         <w:t xml:space="preserve">Реквизиты для возврата: </w:t>
       </w:r>
       <w:r>
-        <w:t xml:space="preserve">101000, г. Москва, наб. Ленинградская, д. 47, кв. 72</w:t>
+        <w:t xml:space="preserve">141300, г. Сергиев Посад, бул. Октябрьская, д. 89, кв. 34</w:t>
       </w:r>
       <w:r>
         <w:t xml:space="preserve">, ИНН </w:t>
       </w:r>
       <w:r>
-        <w:t xml:space="preserve">5979707294</w:t>
+        <w:t xml:space="preserve">0756561557</w:t>
       </w:r>
       <w:r>
         <w:t xml:space="preserve">, контакт: </w:t>
       </w:r>
       <w:r>
-        <w:t xml:space="preserve">Морозова Светлана Юрьевна</w:t>
+        <w:t xml:space="preserve">Михайлов Дмитрий Юрьевич</w:t>
       </w:r>
     </w:p>
   </w:footnote>

--- a/tests/corpus_v2/docs/agency_0006.docx
+++ b/tests/corpus_v2/docs/agency_0006.docx
@@ -686,7 +686,13 @@
         <w:t xml:space="preserve">9.3. Контрольная запись: </w:t>
       </w:r>
       <w:r>
-        <w:t xml:space="preserve">45/2025-С</w:t>
+        <w:rPr>
+          <w:b/>
+        </w:rPr>
+        <w:t xml:space="preserve">45/20</w:t>
+      </w:r>
+      <w:r>
+        <w:t xml:space="preserve">25-С</w:t>
       </w:r>
       <w:r>
         <w:t xml:space="preserve">.</w:t>

--- a/tests/corpus_v2/docs/agency_0006.docx
+++ b/tests/corpus_v2/docs/agency_0006.docx
@@ -27,19 +27,19 @@
         <w:rPr>
           <w:b/>
         </w:rPr>
-        <w:t xml:space="preserve">41Ф-87773/22-305Д</w:t>
-      </w:r>
-    </w:p>
-    <w:p/>
-    <w:p>
-      <w:r>
-        <w:t xml:space="preserve">г. Воронеж</w:t>
+        <w:t xml:space="preserve">6/22</w:t>
+      </w:r>
+    </w:p>
+    <w:p/>
+    <w:p>
+      <w:r>
+        <w:t xml:space="preserve">г. Химки</w:t>
       </w:r>
       <w:r>
         <w:t xml:space="preserve">     </w:t>
       </w:r>
       <w:r>
-        <w:t xml:space="preserve">«17» июня 2023 г.</w:t>
+        <w:t xml:space="preserve">«24» сентября 2024 г.</w:t>
       </w:r>
     </w:p>
     <w:p/>
@@ -117,7 +117,7 @@
         <w:t xml:space="preserve">, с другой стороны, совместно именуемые «Стороны», заключили настоящий Договор № </w:t>
       </w:r>
       <w:r>
-        <w:t xml:space="preserve">58477/684-сс</w:t>
+        <w:t xml:space="preserve">18/2024-Д</w:t>
       </w:r>
       <w:r>
         <w:t xml:space="preserve"> (далее — Договор) о нижеследующем:</w:t>
@@ -195,7 +195,7 @@
         <w:t xml:space="preserve">2.1. Общая цена Договора: </w:t>
       </w:r>
       <w:r>
-        <w:t xml:space="preserve">64 400 000,27 (Шестьдесят четыре миллиона четыреста тысяч) рублей</w:t>
+        <w:t xml:space="preserve">535 000,80 (Пятьсот тридцать пять тысяч) рублей</w:t>
       </w:r>
       <w:r>
         <w:t xml:space="preserve">, включая НДС </w:t>
@@ -207,7 +207,7 @@
         <w:t xml:space="preserve"> в размере </w:t>
       </w:r>
       <w:r>
-        <w:t xml:space="preserve">Восемьдесят восемь миллионов девятьсот тысяч рублей 00 копеек</w:t>
+        <w:t xml:space="preserve">Тридцать девять миллионов пятьсот тысяч рублей 00 копеек</w:t>
       </w:r>
       <w:r>
         <w:t xml:space="preserve">.</w:t>
@@ -235,7 +235,7 @@
         <w:t xml:space="preserve">2.3. Срок оплаты — </w:t>
       </w:r>
       <w:r>
-        <w:t xml:space="preserve">в течение трех календарных дней со дня предъявления требования</w:t>
+        <w:t xml:space="preserve">в течение десяти календарных дней со дня предъявления требования</w:t>
       </w:r>
       <w:r>
         <w:t xml:space="preserve">.</w:t>
@@ -255,7 +255,7 @@
         <w:t xml:space="preserve">, артикул </w:t>
       </w:r>
       <w:r>
-        <w:t xml:space="preserve">RM-4374-65</w:t>
+        <w:t xml:space="preserve">RM-8167-79</w:t>
       </w:r>
       <w:r>
         <w:t xml:space="preserve">, код </w:t>
@@ -315,7 +315,7 @@
         <w:t xml:space="preserve">. Цена — </w:t>
       </w:r>
       <w:r>
-        <w:t xml:space="preserve">56 300 002,3 (пятьдесят шесть миллионов триста тысяч два) рубля</w:t>
+        <w:t xml:space="preserve">57 900 002,3 (пятьдесят семь миллионов девятьсот тысяч два) рубля</w:t>
       </w:r>
       <w:r>
         <w:t xml:space="preserve">, в том числе НДС</w:t>
@@ -689,10 +689,10 @@
         <w:rPr>
           <w:b/>
         </w:rPr>
-        <w:t xml:space="preserve">45/20</w:t>
-      </w:r>
-      <w:r>
-        <w:t xml:space="preserve">25-С</w:t>
+        <w:t xml:space="preserve">45Ф-70</w:t>
+      </w:r>
+      <w:r>
+        <w:t xml:space="preserve">953/19-754Д</w:t>
       </w:r>
       <w:r>
         <w:t xml:space="preserve">.</w:t>
@@ -703,7 +703,7 @@
         <w:t xml:space="preserve">9.4. Контрольная запись: </w:t>
       </w:r>
       <w:r>
-        <w:t xml:space="preserve">7630 0 000 руб. 00 копеек</w:t>
+        <w:t xml:space="preserve">708 0 000 руб. 00 копеек</w:t>
       </w:r>
       <w:r>
         <w:t xml:space="preserve">.</w:t>
@@ -766,7 +766,7 @@
               <w:t xml:space="preserve">Адрес регистрации: </w:t>
             </w:r>
             <w:r>
-              <w:t xml:space="preserve">а/я 4, г. Сергиев Посад, 141300</w:t>
+              <w:t xml:space="preserve">а/я 91, г. Нижний Новгород, 603000</w:t>
             </w:r>
           </w:p>
           <w:p>
@@ -805,7 +805,7 @@
               <w:t xml:space="preserve">Тел.: </w:t>
             </w:r>
             <w:r>
-              <w:t xml:space="preserve">+7 (499) 821-56-45</w:t>
+              <w:t xml:space="preserve">+7 (812) 925-45-57</w:t>
             </w:r>
           </w:p>
           <w:p>
@@ -813,7 +813,7 @@
               <w:t xml:space="preserve">E-mail: </w:t>
             </w:r>
             <w:r>
-              <w:t xml:space="preserve">volkov@list.ru</w:t>
+              <w:t xml:space="preserve">volkov@sibtrans.ru</w:t>
             </w:r>
           </w:p>
           <w:p/>
@@ -856,7 +856,7 @@
               <w:t xml:space="preserve">Адрес регистрации: </w:t>
             </w:r>
             <w:r>
-              <w:t xml:space="preserve">а/я 91, г. Воронеж, 394000</w:t>
+              <w:t xml:space="preserve">а/я 78, г. Москва, 101000</w:t>
             </w:r>
           </w:p>
           <w:p>
@@ -895,7 +895,7 @@
               <w:t xml:space="preserve">Тел.: </w:t>
             </w:r>
             <w:r>
-              <w:t xml:space="preserve">+7 (843) 944-27-87</w:t>
+              <w:t xml:space="preserve">+7 (843) 411-68-98</w:t>
             </w:r>
           </w:p>
           <w:p>
@@ -903,7 +903,7 @@
               <w:t xml:space="preserve">E-mail: </w:t>
             </w:r>
             <w:r>
-              <w:t xml:space="preserve">kim@sibtrans.ru</w:t>
+              <w:t xml:space="preserve">kim@yandex.ru</w:t>
             </w:r>
           </w:p>
           <w:p/>
@@ -1050,19 +1050,19 @@
         <w:t xml:space="preserve">Реквизиты для возврата: </w:t>
       </w:r>
       <w:r>
-        <w:t xml:space="preserve">141300, г. Сергиев Посад, бул. Октябрьская, д. 89, кв. 34</w:t>
+        <w:t xml:space="preserve">143400, г. Красногорск, бул. Ленина, д. 48, кв. 177</w:t>
       </w:r>
       <w:r>
         <w:t xml:space="preserve">, ИНН </w:t>
       </w:r>
       <w:r>
-        <w:t xml:space="preserve">0756561557</w:t>
+        <w:t xml:space="preserve">6561553940</w:t>
       </w:r>
       <w:r>
         <w:t xml:space="preserve">, контакт: </w:t>
       </w:r>
       <w:r>
-        <w:t xml:space="preserve">Михайлов Дмитрий Юрьевич</w:t>
+        <w:t xml:space="preserve">Максимова Наталья Юрьевна</w:t>
       </w:r>
     </w:p>
   </w:footnote>

--- a/tests/corpus_v2/docs/agency_0006.docx
+++ b/tests/corpus_v2/docs/agency_0006.docx
@@ -27,7 +27,7 @@
         <w:rPr>
           <w:b/>
         </w:rPr>
-        <w:t xml:space="preserve">6/22</w:t>
+        <w:t xml:space="preserve">9/22</w:t>
       </w:r>
     </w:p>
     <w:p/>
@@ -54,25 +54,25 @@
         <w:t xml:space="preserve">паспорт </w:t>
       </w:r>
       <w:r>
-        <w:t xml:space="preserve">08 09 954502</w:t>
+        <w:t xml:space="preserve">47 14 616918</w:t>
       </w:r>
       <w:r>
         <w:t xml:space="preserve">, выдан </w:t>
       </w:r>
       <w:r>
-        <w:t xml:space="preserve">ОУФМС России по Тверской области в Заволжском р-не</w:t>
+        <w:t xml:space="preserve">ОВД «Тропарёво» г. Москвы</w:t>
       </w:r>
       <w:r>
         <w:t xml:space="preserve"> </w:t>
       </w:r>
       <w:r>
-        <w:t xml:space="preserve">22.12.2003</w:t>
+        <w:t xml:space="preserve">21.06.2002</w:t>
       </w:r>
       <w:r>
         <w:t xml:space="preserve">, код подразделения </w:t>
       </w:r>
       <w:r>
-        <w:t xml:space="preserve">080-124</w:t>
+        <w:t xml:space="preserve">124-365</w:t>
       </w:r>
       <w:r>
         <w:t xml:space="preserve">, именуемый в дальнейшем «Агент»</w:t>
@@ -81,7 +81,7 @@
         <w:t xml:space="preserve">, с одной стороны, и </w:t>
       </w:r>
       <w:r>
-        <w:t xml:space="preserve">Ким Ен Су</w:t>
+        <w:t xml:space="preserve">Иванова-Петрова Алла Юрьевна</w:t>
       </w:r>
       <w:r>
         <w:t xml:space="preserve">, </w:t>
@@ -90,28 +90,28 @@
         <w:t xml:space="preserve">паспорт </w:t>
       </w:r>
       <w:r>
-        <w:t xml:space="preserve">50 24 581644</w:t>
+        <w:t xml:space="preserve">60 17 318201</w:t>
       </w:r>
       <w:r>
         <w:t xml:space="preserve">, выдан </w:t>
       </w:r>
       <w:r>
-        <w:t xml:space="preserve">ГУ МВД России по г. Москве</w:t>
+        <w:t xml:space="preserve">ОВД «Тропарёво» г. Москвы</w:t>
       </w:r>
       <w:r>
         <w:t xml:space="preserve"> </w:t>
       </w:r>
       <w:r>
-        <w:t xml:space="preserve">01.10.2020</w:t>
+        <w:t xml:space="preserve">22.07.2015</w:t>
       </w:r>
       <w:r>
         <w:t xml:space="preserve">, код подразделения </w:t>
       </w:r>
       <w:r>
-        <w:t xml:space="preserve">085-796</w:t>
-      </w:r>
-      <w:r>
-        <w:t xml:space="preserve">, именуемый в дальнейшем «Принципал»</w:t>
+        <w:t xml:space="preserve">578-592</w:t>
+      </w:r>
+      <w:r>
+        <w:t xml:space="preserve">, именуемая в дальнейшем «Принципал»</w:t>
       </w:r>
       <w:r>
         <w:t xml:space="preserve">, с другой стороны, совместно именуемые «Стороны», заключили настоящий Договор № </w:t>
@@ -312,10 +312,16 @@
         <w:t xml:space="preserve">МКАС при ТПП РФ</w:t>
       </w:r>
       <w:r>
+        <w:t xml:space="preserve">. Товар отгружается с сопроводительным документом паспорт качества № </w:t>
+      </w:r>
+      <w:r>
+        <w:t xml:space="preserve">72 21 256233</w:t>
+      </w:r>
+      <w:r>
         <w:t xml:space="preserve">. Цена — </w:t>
       </w:r>
       <w:r>
-        <w:t xml:space="preserve">57 900 002,3 (пятьдесят семь миллионов девятьсот тысяч два) рубля</w:t>
+        <w:t xml:space="preserve">30 002,8 (тридцать тысяч два) рубля</w:t>
       </w:r>
       <w:r>
         <w:t xml:space="preserve">, в том числе НДС</w:t>
@@ -338,7 +344,7 @@
         <w:t xml:space="preserve">3.1. Место исполнения обязательств: </w:t>
       </w:r>
       <w:r>
-        <w:t xml:space="preserve">а/я 28, г. Казань, 420111</w:t>
+        <w:t xml:space="preserve">а/я 70, г. Красногорск, 143400</w:t>
       </w:r>
       <w:r>
         <w:t xml:space="preserve">.</w:t>
@@ -349,13 +355,13 @@
         <w:t xml:space="preserve">3.2. Уведомления направляются </w:t>
       </w:r>
       <w:r>
-        <w:t xml:space="preserve">Ким Ен Су</w:t>
+        <w:t xml:space="preserve">Ивановой-Петровой Алле Юрьевне</w:t>
       </w:r>
       <w:r>
         <w:t xml:space="preserve"> по телефону </w:t>
       </w:r>
       <w:r>
-        <w:t xml:space="preserve">+7 (499) 658-30-87</w:t>
+        <w:t xml:space="preserve">+7 (499) 718-63-76</w:t>
       </w:r>
       <w:r>
         <w:t xml:space="preserve">.</w:t>
@@ -366,7 +372,7 @@
         <w:t xml:space="preserve">3.3. Срок исполнения обязательств — </w:t>
       </w:r>
       <w:r>
-        <w:t xml:space="preserve">не позднее 14.09.2026</w:t>
+        <w:t xml:space="preserve">не позднее 11.08.2025</w:t>
       </w:r>
       <w:r>
         <w:t xml:space="preserve">.</w:t>
@@ -425,7 +431,7 @@
         <w:t xml:space="preserve">Сторона, для которой создалась невозможность исполнения, обязана уведомить другую Сторону. Срок уведомления — </w:t>
       </w:r>
       <w:r>
-        <w:t xml:space="preserve">в течение 45 (Сорока пяти) дней с даты подписания Сторонами акта сдачи-приемки оказанных услуг</w:t>
+        <w:t xml:space="preserve">в течение 14 (Четырнадцати) дней с даты подписания Сторонами акта сдачи-приемки оказанных услуг</w:t>
       </w:r>
       <w:r>
         <w:t xml:space="preserve">.</w:t>
@@ -439,7 +445,7 @@
         <w:t xml:space="preserve">Все споры и разногласия решаются путём переговоров. Претензионный порядок обязателен, срок ответа на претензию — </w:t>
       </w:r>
       <w:r>
-        <w:t xml:space="preserve">не позднее 03.10.2026</w:t>
+        <w:t xml:space="preserve">не позднее 24.09.2026</w:t>
       </w:r>
       <w:r>
         <w:t xml:space="preserve">.</w:t>
@@ -574,7 +580,7 @@
         <w:t xml:space="preserve">Расторжение Договора в одностороннем порядке допускается при существенном нарушении его условий другой Стороной. Срок направления уведомления — </w:t>
       </w:r>
       <w:r>
-        <w:t xml:space="preserve">в течение 60 дней</w:t>
+        <w:t xml:space="preserve">в течение 7 дней</w:t>
       </w:r>
       <w:r>
         <w:t xml:space="preserve">.</w:t>
@@ -591,13 +597,13 @@
         <w:t xml:space="preserve">, тел. </w:t>
       </w:r>
       <w:r>
-        <w:t xml:space="preserve">+7 (812) 265-77-46</w:t>
+        <w:t xml:space="preserve">+7 (383) 389-33-58</w:t>
       </w:r>
       <w:r>
         <w:t xml:space="preserve">, адрес для корреспонденции: </w:t>
       </w:r>
       <w:r>
-        <w:t xml:space="preserve">а/я 49, г. Екатеринбург, 620014</w:t>
+        <w:t xml:space="preserve">а/я 4, г. Новосибирск, 630099</w:t>
       </w:r>
       <w:r>
         <w:t xml:space="preserve">.</w:t>
@@ -618,7 +624,7 @@
         <w:t xml:space="preserve">Расчётный счёт (дублирование): </w:t>
       </w:r>
       <w:r>
-        <w:t xml:space="preserve">4081 7810 0590 3349 8670</w:t>
+        <w:t xml:space="preserve">4081 7810 4334 9867 0455</w:t>
       </w:r>
     </w:p>
     <w:p>
@@ -626,7 +632,7 @@
         <w:t xml:space="preserve">ИНН (дублирование): </w:t>
       </w:r>
       <w:r>
-        <w:t xml:space="preserve">569-736-761884</w:t>
+        <w:t xml:space="preserve">736-761-895804</w:t>
       </w:r>
     </w:p>
     <w:p>
@@ -634,7 +640,7 @@
         <w:t xml:space="preserve">Резервный e-mail: </w:t>
       </w:r>
       <w:r>
-        <w:t xml:space="preserve">vоlkov@inbox.ru</w:t>
+        <w:t xml:space="preserve">vоlkov@bk.ru</w:t>
       </w:r>
     </w:p>
     <w:p/>
@@ -655,10 +661,10 @@
         <w:rPr>
           <w:b/>
         </w:rPr>
-        <w:t xml:space="preserve">1/1</w:t>
-      </w:r>
-      <w:r>
-        <w:t xml:space="preserve">50 ключевой ставки ЦБ РФ от цены Договора</w:t>
+        <w:t xml:space="preserve">1</w:t>
+      </w:r>
+      <w:r>
+        <w:t xml:space="preserve">2% за каждый день просрочки</w:t>
       </w:r>
       <w:r>
         <w:t xml:space="preserve">.</w:t>
@@ -672,10 +678,10 @@
         <w:rPr>
           <w:b/>
         </w:rPr>
-        <w:t xml:space="preserve">не позднее 08.11.20</w:t>
-      </w:r>
-      <w:r>
-        <w:t xml:space="preserve">26</w:t>
+        <w:t xml:space="preserve">в течение 1</w:t>
+      </w:r>
+      <w:r>
+        <w:t xml:space="preserve">0 (Десяти) календарных дней с момента заключения контракта</w:t>
       </w:r>
       <w:r>
         <w:t xml:space="preserve">.</w:t>
@@ -689,10 +695,10 @@
         <w:rPr>
           <w:b/>
         </w:rPr>
-        <w:t xml:space="preserve">45Ф-70</w:t>
-      </w:r>
-      <w:r>
-        <w:t xml:space="preserve">953/19-754Д</w:t>
+        <w:t xml:space="preserve">97Ф-83</w:t>
+      </w:r>
+      <w:r>
+        <w:t xml:space="preserve">484/23-972Д</w:t>
       </w:r>
       <w:r>
         <w:t xml:space="preserve">.</w:t>
@@ -703,7 +709,7 @@
         <w:t xml:space="preserve">9.4. Контрольная запись: </w:t>
       </w:r>
       <w:r>
-        <w:t xml:space="preserve">708 0 000 руб. 00 копеек</w:t>
+        <w:t xml:space="preserve">3640 0 000 руб. 00 копеек</w:t>
       </w:r>
       <w:r>
         <w:t xml:space="preserve">.</w:t>
@@ -758,7 +764,7 @@
               <w:t xml:space="preserve">Дата рождения: </w:t>
             </w:r>
             <w:r>
-              <w:t xml:space="preserve">21.05.1976</w:t>
+              <w:t xml:space="preserve">02.11.1998</w:t>
             </w:r>
           </w:p>
           <w:p>
@@ -766,7 +772,7 @@
               <w:t xml:space="preserve">Адрес регистрации: </w:t>
             </w:r>
             <w:r>
-              <w:t xml:space="preserve">а/я 91, г. Нижний Новгород, 603000</w:t>
+              <w:t xml:space="preserve">а/я 4, г. Екатеринбург, 620014</w:t>
             </w:r>
           </w:p>
           <w:p>
@@ -774,16 +780,16 @@
               <w:t xml:space="preserve">Паспорт </w:t>
             </w:r>
             <w:r>
-              <w:t xml:space="preserve">08 09 954502</w:t>
-            </w:r>
-            <w:r>
-              <w:t xml:space="preserve">, выдан ОУФМС России по Тверской области в Заволжском р-не 22.12.2003</w:t>
+              <w:t xml:space="preserve">47 14 616918</w:t>
+            </w:r>
+            <w:r>
+              <w:t xml:space="preserve">, выдан ОВД «Тропарёво» г. Москвы 21.06.2002</w:t>
             </w:r>
             <w:r>
               <w:t xml:space="preserve">, код подразделения </w:t>
             </w:r>
             <w:r>
-              <w:t xml:space="preserve">080-124</w:t>
+              <w:t xml:space="preserve">124-365</w:t>
             </w:r>
           </w:p>
           <w:p>
@@ -791,13 +797,13 @@
               <w:t xml:space="preserve">СНИЛС </w:t>
             </w:r>
             <w:r>
-              <w:t xml:space="preserve">958-554-742 77</w:t>
+              <w:t xml:space="preserve">554-742-041 91</w:t>
             </w:r>
             <w:r>
               <w:t xml:space="preserve"> ИНН </w:t>
             </w:r>
             <w:r>
-              <w:t xml:space="preserve">569736761884</w:t>
+              <w:t xml:space="preserve">736761895804</w:t>
             </w:r>
           </w:p>
           <w:p>
@@ -805,7 +811,7 @@
               <w:t xml:space="preserve">Тел.: </w:t>
             </w:r>
             <w:r>
-              <w:t xml:space="preserve">+7 (812) 925-45-57</w:t>
+              <w:t xml:space="preserve">+7 (499) 821-56-45</w:t>
             </w:r>
           </w:p>
           <w:p>
@@ -813,7 +819,7 @@
               <w:t xml:space="preserve">E-mail: </w:t>
             </w:r>
             <w:r>
-              <w:t xml:space="preserve">volkov@sibtrans.ru</w:t>
+              <w:t xml:space="preserve">volkov@list.ru</w:t>
             </w:r>
           </w:p>
           <w:p/>
@@ -840,7 +846,7 @@
           </w:p>
           <w:p>
             <w:r>
-              <w:t xml:space="preserve">Ким Ен Су</w:t>
+              <w:t xml:space="preserve">Иванова-Петрова Алла Юрьевна</w:t>
             </w:r>
           </w:p>
           <w:p>
@@ -848,7 +854,7 @@
               <w:t xml:space="preserve">Дата рождения: </w:t>
             </w:r>
             <w:r>
-              <w:t xml:space="preserve">25.02.1956</w:t>
+              <w:t xml:space="preserve">22.12.1990</w:t>
             </w:r>
           </w:p>
           <w:p>
@@ -856,7 +862,7 @@
               <w:t xml:space="preserve">Адрес регистрации: </w:t>
             </w:r>
             <w:r>
-              <w:t xml:space="preserve">а/я 78, г. Москва, 101000</w:t>
+              <w:t xml:space="preserve">а/я 91, г. Воронеж, 394000</w:t>
             </w:r>
           </w:p>
           <w:p>
@@ -864,16 +870,16 @@
               <w:t xml:space="preserve">Паспорт </w:t>
             </w:r>
             <w:r>
-              <w:t xml:space="preserve">50 24 581644</w:t>
-            </w:r>
-            <w:r>
-              <w:t xml:space="preserve">, выдан ГУ МВД России по г. Москве 01.10.2020</w:t>
+              <w:t xml:space="preserve">60 17 318201</w:t>
+            </w:r>
+            <w:r>
+              <w:t xml:space="preserve">, выдан ОВД «Тропарёво» г. Москвы 22.07.2015</w:t>
             </w:r>
             <w:r>
               <w:t xml:space="preserve">, код подразделения </w:t>
             </w:r>
             <w:r>
-              <w:t xml:space="preserve">085-796</w:t>
+              <w:t xml:space="preserve">578-592</w:t>
             </w:r>
           </w:p>
           <w:p>
@@ -881,13 +887,13 @@
               <w:t xml:space="preserve">СНИЛС </w:t>
             </w:r>
             <w:r>
-              <w:t xml:space="preserve">140-806-878 58</w:t>
+              <w:t xml:space="preserve">687-868-120 82</w:t>
             </w:r>
             <w:r>
               <w:t xml:space="preserve"> ИНН </w:t>
             </w:r>
             <w:r>
-              <w:t xml:space="preserve">447842063561</w:t>
+              <w:t xml:space="preserve">206351408074</w:t>
             </w:r>
           </w:p>
           <w:p>
@@ -895,7 +901,7 @@
               <w:t xml:space="preserve">Тел.: </w:t>
             </w:r>
             <w:r>
-              <w:t xml:space="preserve">+7 (843) 411-68-98</w:t>
+              <w:t xml:space="preserve">+7 (843) 944-27-87</w:t>
             </w:r>
           </w:p>
           <w:p>
@@ -903,7 +909,7 @@
               <w:t xml:space="preserve">E-mail: </w:t>
             </w:r>
             <w:r>
-              <w:t xml:space="preserve">kim@yandex.ru</w:t>
+              <w:t xml:space="preserve">ivanova.petrova@sibtrans.ru</w:t>
             </w:r>
           </w:p>
           <w:p/>
@@ -912,7 +918,7 @@
               <w:t xml:space="preserve">______________ </w:t>
             </w:r>
             <w:r>
-              <w:t xml:space="preserve">Ким Е. С.</w:t>
+              <w:t xml:space="preserve">Иванова-Петрова А. Ю.</w:t>
             </w:r>
           </w:p>
         </w:tc>
@@ -945,7 +951,7 @@
               <w:t xml:space="preserve">ИНН: </w:t>
             </w:r>
             <w:r>
-              <w:t xml:space="preserve">5697</w:t>
+              <w:t xml:space="preserve">7367</w:t>
             </w:r>
           </w:p>
         </w:tc>
@@ -955,7 +961,7 @@
           </w:tcPr>
           <w:p>
             <w:r>
-              <w:t xml:space="preserve">36761884</w:t>
+              <w:t xml:space="preserve">61895804</w:t>
             </w:r>
           </w:p>
         </w:tc>
@@ -967,7 +973,7 @@
           </w:tcPr>
           <w:p>
             <w:r>
-              <w:t xml:space="preserve">Ким</w:t>
+              <w:t xml:space="preserve">Иванова-Петрова</w:t>
             </w:r>
           </w:p>
         </w:tc>
@@ -977,7 +983,7 @@
           </w:tcPr>
           <w:p>
             <w:r>
-              <w:t xml:space="preserve">Ен Су</w:t>
+              <w:t xml:space="preserve">Алла Юрьевна</w:t>
             </w:r>
           </w:p>
         </w:tc>
@@ -1005,7 +1011,7 @@
         <w:t xml:space="preserve">Принципал: _______________ /</w:t>
       </w:r>
       <w:r>
-        <w:t xml:space="preserve">Ким Ен Су</w:t>
+        <w:t xml:space="preserve">Иванова-Петрова Алла Юрьевна</w:t>
       </w:r>
       <w:r>
         <w:t xml:space="preserve">/</w:t>
@@ -1050,19 +1056,19 @@
         <w:t xml:space="preserve">Реквизиты для возврата: </w:t>
       </w:r>
       <w:r>
-        <w:t xml:space="preserve">143400, г. Красногорск, бул. Ленина, д. 48, кв. 177</w:t>
+        <w:t xml:space="preserve">141300, г. Сергиев Посад, бул. Октябрьская, д. 89, кв. 34</w:t>
       </w:r>
       <w:r>
         <w:t xml:space="preserve">, ИНН </w:t>
       </w:r>
       <w:r>
-        <w:t xml:space="preserve">6561553940</w:t>
+        <w:t xml:space="preserve">0756561557</w:t>
       </w:r>
       <w:r>
         <w:t xml:space="preserve">, контакт: </w:t>
       </w:r>
       <w:r>
-        <w:t xml:space="preserve">Максимова Наталья Юрьевна</w:t>
+        <w:t xml:space="preserve">Михайлов Дмитрий Юрьевич</w:t>
       </w:r>
     </w:p>
   </w:footnote>

--- a/tests/corpus_v2/docs/agency_0006.docx
+++ b/tests/corpus_v2/docs/agency_0006.docx
@@ -318,10 +318,46 @@
         <w:t xml:space="preserve">72 21 256233</w:t>
       </w:r>
       <w:r>
+        <w:t xml:space="preserve">. К партии приложен паспорт изделия № </w:t>
+      </w:r>
+      <w:r>
+        <w:t xml:space="preserve">03 08 774879</w:t>
+      </w:r>
+      <w:r>
+        <w:t xml:space="preserve">. Оборудование поставляется с паспортом транспортного средства № </w:t>
+      </w:r>
+      <w:r>
+        <w:t xml:space="preserve">83 22 556347</w:t>
+      </w:r>
+      <w:r>
+        <w:t xml:space="preserve">. Приёмка производится согласно техническому паспорту </w:t>
+      </w:r>
+      <w:r>
+        <w:t xml:space="preserve">49 11 225062</w:t>
+      </w:r>
+      <w:r>
+        <w:t xml:space="preserve">. СНИЛС не указан, номер заказа </w:t>
+      </w:r>
+      <w:r>
+        <w:t xml:space="preserve">159-559-164 77</w:t>
+      </w:r>
+      <w:r>
+        <w:t xml:space="preserve">. Дата рождения не проставлена, документ выдан </w:t>
+      </w:r>
+      <w:r>
+        <w:t xml:space="preserve">14.09.2020</w:t>
+      </w:r>
+      <w:r>
+        <w:t xml:space="preserve">. Код подразделения, см. артикул </w:t>
+      </w:r>
+      <w:r>
+        <w:t xml:space="preserve">467-077</w:t>
+      </w:r>
+      <w:r>
         <w:t xml:space="preserve">. Цена — </w:t>
       </w:r>
       <w:r>
-        <w:t xml:space="preserve">30 002,8 (тридцать тысяч два) рубля</w:t>
+        <w:t xml:space="preserve">5 860 002,8 (пять миллионов восемьсот шестьдесят тысяч два) рубля</w:t>
       </w:r>
       <w:r>
         <w:t xml:space="preserve">, в том числе НДС</w:t>
@@ -344,7 +380,7 @@
         <w:t xml:space="preserve">3.1. Место исполнения обязательств: </w:t>
       </w:r>
       <w:r>
-        <w:t xml:space="preserve">а/я 70, г. Красногорск, 143400</w:t>
+        <w:t xml:space="preserve">а/я 24, г. Сергиев Посад, 141300</w:t>
       </w:r>
       <w:r>
         <w:t xml:space="preserve">.</w:t>
@@ -361,7 +397,7 @@
         <w:t xml:space="preserve"> по телефону </w:t>
       </w:r>
       <w:r>
-        <w:t xml:space="preserve">+7 (499) 718-63-76</w:t>
+        <w:t xml:space="preserve">+7 (843) 449-52-96</w:t>
       </w:r>
       <w:r>
         <w:t xml:space="preserve">.</w:t>
@@ -372,7 +408,7 @@
         <w:t xml:space="preserve">3.3. Срок исполнения обязательств — </w:t>
       </w:r>
       <w:r>
-        <w:t xml:space="preserve">не позднее 11.08.2025</w:t>
+        <w:t xml:space="preserve">не позднее 13.07.2025</w:t>
       </w:r>
       <w:r>
         <w:t xml:space="preserve">.</w:t>
@@ -431,7 +467,7 @@
         <w:t xml:space="preserve">Сторона, для которой создалась невозможность исполнения, обязана уведомить другую Сторону. Срок уведомления — </w:t>
       </w:r>
       <w:r>
-        <w:t xml:space="preserve">в течение 14 (Четырнадцати) дней с даты подписания Сторонами акта сдачи-приемки оказанных услуг</w:t>
+        <w:t xml:space="preserve">в течение 3 (Трёх) дней с даты подписания Сторонами акта сдачи-приемки оказанных услуг</w:t>
       </w:r>
       <w:r>
         <w:t xml:space="preserve">.</w:t>
@@ -445,7 +481,7 @@
         <w:t xml:space="preserve">Все споры и разногласия решаются путём переговоров. Претензионный порядок обязателен, срок ответа на претензию — </w:t>
       </w:r>
       <w:r>
-        <w:t xml:space="preserve">не позднее 24.09.2026</w:t>
+        <w:t xml:space="preserve">не позднее 17.06.2025</w:t>
       </w:r>
       <w:r>
         <w:t xml:space="preserve">.</w:t>
@@ -580,7 +616,7 @@
         <w:t xml:space="preserve">Расторжение Договора в одностороннем порядке допускается при существенном нарушении его условий другой Стороной. Срок направления уведомления — </w:t>
       </w:r>
       <w:r>
-        <w:t xml:space="preserve">в течение 7 дней</w:t>
+        <w:t xml:space="preserve">в течение 30 дней</w:t>
       </w:r>
       <w:r>
         <w:t xml:space="preserve">.</w:t>
@@ -597,13 +633,13 @@
         <w:t xml:space="preserve">, тел. </w:t>
       </w:r>
       <w:r>
-        <w:t xml:space="preserve">+7 (383) 389-33-58</w:t>
+        <w:t xml:space="preserve">+7 (812) 654-49-97</w:t>
       </w:r>
       <w:r>
         <w:t xml:space="preserve">, адрес для корреспонденции: </w:t>
       </w:r>
       <w:r>
-        <w:t xml:space="preserve">а/я 4, г. Новосибирск, 630099</w:t>
+        <w:t xml:space="preserve">а/я 4, г. Екатеринбург, 620014</w:t>
       </w:r>
       <w:r>
         <w:t xml:space="preserve">.</w:t>
@@ -640,7 +676,7 @@
         <w:t xml:space="preserve">Резервный e-mail: </w:t>
       </w:r>
       <w:r>
-        <w:t xml:space="preserve">vоlkov@bk.ru</w:t>
+        <w:t xml:space="preserve">volkov@yаndex.ru</w:t>
       </w:r>
     </w:p>
     <w:p/>
@@ -661,10 +697,10 @@
         <w:rPr>
           <w:b/>
         </w:rPr>
-        <w:t xml:space="preserve">1</w:t>
-      </w:r>
-      <w:r>
-        <w:t xml:space="preserve">2% за каждый день просрочки</w:t>
+        <w:t xml:space="preserve">2</w:t>
+      </w:r>
+      <w:r>
+        <w:t xml:space="preserve">0% за каждый день просрочки</w:t>
       </w:r>
       <w:r>
         <w:t xml:space="preserve">.</w:t>
@@ -678,10 +714,10 @@
         <w:rPr>
           <w:b/>
         </w:rPr>
-        <w:t xml:space="preserve">в течение 1</w:t>
-      </w:r>
-      <w:r>
-        <w:t xml:space="preserve">0 (Десяти) календарных дней с момента заключения контракта</w:t>
+        <w:t xml:space="preserve">в течение 2</w:t>
+      </w:r>
+      <w:r>
+        <w:t xml:space="preserve">0 (Двадцати) календарных дней с момента заключения контракта</w:t>
       </w:r>
       <w:r>
         <w:t xml:space="preserve">.</w:t>
@@ -695,10 +731,10 @@
         <w:rPr>
           <w:b/>
         </w:rPr>
-        <w:t xml:space="preserve">97Ф-83</w:t>
-      </w:r>
-      <w:r>
-        <w:t xml:space="preserve">484/23-972Д</w:t>
+        <w:t xml:space="preserve">36Ф-48</w:t>
+      </w:r>
+      <w:r>
+        <w:t xml:space="preserve">265/25-737Д</w:t>
       </w:r>
       <w:r>
         <w:t xml:space="preserve">.</w:t>
@@ -709,7 +745,7 @@
         <w:t xml:space="preserve">9.4. Контрольная запись: </w:t>
       </w:r>
       <w:r>
-        <w:t xml:space="preserve">3640 0 000 руб. 00 копеек</w:t>
+        <w:t xml:space="preserve">646 0 000 руб. 00 копеек</w:t>
       </w:r>
       <w:r>
         <w:t xml:space="preserve">.</w:t>
@@ -772,7 +808,7 @@
               <w:t xml:space="preserve">Адрес регистрации: </w:t>
             </w:r>
             <w:r>
-              <w:t xml:space="preserve">а/я 4, г. Екатеринбург, 620014</w:t>
+              <w:t xml:space="preserve">а/я 57, г. Одинцово, 143000</w:t>
             </w:r>
           </w:p>
           <w:p>
@@ -811,7 +847,7 @@
               <w:t xml:space="preserve">Тел.: </w:t>
             </w:r>
             <w:r>
-              <w:t xml:space="preserve">+7 (499) 821-56-45</w:t>
+              <w:t xml:space="preserve">+7 (812) 571-98-26</w:t>
             </w:r>
           </w:p>
           <w:p>
@@ -819,7 +855,7 @@
               <w:t xml:space="preserve">E-mail: </w:t>
             </w:r>
             <w:r>
-              <w:t xml:space="preserve">volkov@list.ru</w:t>
+              <w:t xml:space="preserve">volkov@romashka.ru</w:t>
             </w:r>
           </w:p>
           <w:p/>
@@ -862,7 +898,7 @@
               <w:t xml:space="preserve">Адрес регистрации: </w:t>
             </w:r>
             <w:r>
-              <w:t xml:space="preserve">а/я 91, г. Воронеж, 394000</w:t>
+              <w:t xml:space="preserve">а/я 46, г. Одинцово, 143000</w:t>
             </w:r>
           </w:p>
           <w:p>
@@ -901,7 +937,7 @@
               <w:t xml:space="preserve">Тел.: </w:t>
             </w:r>
             <w:r>
-              <w:t xml:space="preserve">+7 (843) 944-27-87</w:t>
+              <w:t xml:space="preserve">+7 (843) 220-98-91</w:t>
             </w:r>
           </w:p>
           <w:p>
@@ -909,7 +945,7 @@
               <w:t xml:space="preserve">E-mail: </w:t>
             </w:r>
             <w:r>
-              <w:t xml:space="preserve">ivanova.petrova@sibtrans.ru</w:t>
+              <w:t xml:space="preserve">ivanova.petrova@list.ru</w:t>
             </w:r>
           </w:p>
           <w:p/>
@@ -1056,19 +1092,19 @@
         <w:t xml:space="preserve">Реквизиты для возврата: </w:t>
       </w:r>
       <w:r>
-        <w:t xml:space="preserve">141300, г. Сергиев Посад, бул. Октябрьская, д. 89, кв. 34</w:t>
+        <w:t xml:space="preserve">614000, г. Пермь, наб. Садовая, д. 28, кв. 157</w:t>
       </w:r>
       <w:r>
         <w:t xml:space="preserve">, ИНН </w:t>
       </w:r>
       <w:r>
-        <w:t xml:space="preserve">0756561557</w:t>
+        <w:t xml:space="preserve">4847689375</w:t>
       </w:r>
       <w:r>
         <w:t xml:space="preserve">, контакт: </w:t>
       </w:r>
       <w:r>
-        <w:t xml:space="preserve">Михайлов Дмитрий Юрьевич</w:t>
+        <w:t xml:space="preserve">Лебедев Михаил Дмитриевич</w:t>
       </w:r>
     </w:p>
   </w:footnote>

--- a/tests/corpus_v2/docs/agency_0006.docx
+++ b/tests/corpus_v2/docs/agency_0006.docx
@@ -27,25 +27,25 @@
         <w:rPr>
           <w:b/>
         </w:rPr>
-        <w:t xml:space="preserve">9/22</w:t>
-      </w:r>
-    </w:p>
-    <w:p/>
-    <w:p>
-      <w:r>
-        <w:t xml:space="preserve">г. Химки</w:t>
+        <w:t xml:space="preserve">7/19</w:t>
+      </w:r>
+    </w:p>
+    <w:p/>
+    <w:p>
+      <w:r>
+        <w:t xml:space="preserve">г. Воронеж</w:t>
       </w:r>
       <w:r>
         <w:t xml:space="preserve">     </w:t>
       </w:r>
       <w:r>
-        <w:t xml:space="preserve">«24» сентября 2024 г.</w:t>
-      </w:r>
-    </w:p>
-    <w:p/>
-    <w:p>
-      <w:r>
-        <w:t xml:space="preserve">Волков Николай Михайлович</w:t>
+        <w:t xml:space="preserve">«17» июня 2023 г.</w:t>
+      </w:r>
+    </w:p>
+    <w:p/>
+    <w:p>
+      <w:r>
+        <w:t xml:space="preserve">Лебедев Николай Николаевич</w:t>
       </w:r>
       <w:r>
         <w:t xml:space="preserve">, </w:t>
@@ -54,7 +54,7 @@
         <w:t xml:space="preserve">паспорт </w:t>
       </w:r>
       <w:r>
-        <w:t xml:space="preserve">47 14 616918</w:t>
+        <w:t xml:space="preserve">29 12 430477</w:t>
       </w:r>
       <w:r>
         <w:t xml:space="preserve">, выдан </w:t>
@@ -72,7 +72,7 @@
         <w:t xml:space="preserve">, код подразделения </w:t>
       </w:r>
       <w:r>
-        <w:t xml:space="preserve">124-365</w:t>
+        <w:t xml:space="preserve">365-955</w:t>
       </w:r>
       <w:r>
         <w:t xml:space="preserve">, именуемый в дальнейшем «Агент»</w:t>
@@ -81,7 +81,7 @@
         <w:t xml:space="preserve">, с одной стороны, и </w:t>
       </w:r>
       <w:r>
-        <w:t xml:space="preserve">Иванова-Петрова Алла Юрьевна</w:t>
+        <w:t xml:space="preserve">Морозова Татьяна Михайловна</w:t>
       </w:r>
       <w:r>
         <w:t xml:space="preserve">, </w:t>
@@ -90,25 +90,25 @@
         <w:t xml:space="preserve">паспорт </w:t>
       </w:r>
       <w:r>
-        <w:t xml:space="preserve">60 17 318201</w:t>
+        <w:t xml:space="preserve">39 05 709085</w:t>
       </w:r>
       <w:r>
         <w:t xml:space="preserve">, выдан </w:t>
       </w:r>
       <w:r>
-        <w:t xml:space="preserve">ОВД «Тропарёво» г. Москвы</w:t>
+        <w:t xml:space="preserve">ТП № 2 ОУФМС России по Московской обл.</w:t>
       </w:r>
       <w:r>
         <w:t xml:space="preserve"> </w:t>
       </w:r>
       <w:r>
-        <w:t xml:space="preserve">22.07.2015</w:t>
+        <w:t xml:space="preserve">14.12.2004</w:t>
       </w:r>
       <w:r>
         <w:t xml:space="preserve">, код подразделения </w:t>
       </w:r>
       <w:r>
-        <w:t xml:space="preserve">578-592</w:t>
+        <w:t xml:space="preserve">818-036</w:t>
       </w:r>
       <w:r>
         <w:t xml:space="preserve">, именуемая в дальнейшем «Принципал»</w:t>
@@ -117,7 +117,7 @@
         <w:t xml:space="preserve">, с другой стороны, совместно именуемые «Стороны», заключили настоящий Договор № </w:t>
       </w:r>
       <w:r>
-        <w:t xml:space="preserve">18/2024-Д</w:t>
+        <w:t xml:space="preserve">48/2025-Д</w:t>
       </w:r>
       <w:r>
         <w:t xml:space="preserve"> (далее — Договор) о нижеследующем:</w:t>
@@ -533,7 +533,7 @@
         <w:t xml:space="preserve">3.1. Место исполнения обязательств: </w:t>
       </w:r>
       <w:r>
-        <w:t xml:space="preserve">а/я 37, г. Новосибирск, 630099</w:t>
+        <w:t xml:space="preserve">Новосибирск Тверская 88/3 кв 56</w:t>
       </w:r>
       <w:r>
         <w:t xml:space="preserve">.</w:t>
@@ -544,13 +544,13 @@
         <w:t xml:space="preserve">3.2. Уведомления направляются </w:t>
       </w:r>
       <w:r>
-        <w:t xml:space="preserve">Ивановой-Петровой Алле Юрьевне</w:t>
+        <w:t xml:space="preserve">Морозовой Татьяне Михайловне</w:t>
       </w:r>
       <w:r>
         <w:t xml:space="preserve"> по телефону </w:t>
       </w:r>
       <w:r>
-        <w:t xml:space="preserve">+7 (843) 982-23-78</w:t>
+        <w:t xml:space="preserve">+7 (495) 649-70-13</w:t>
       </w:r>
       <w:r>
         <w:t xml:space="preserve">.</w:t>
@@ -561,7 +561,7 @@
         <w:t xml:space="preserve">3.3. Срок исполнения обязательств — </w:t>
       </w:r>
       <w:r>
-        <w:t xml:space="preserve">не позднее 16.01.2025</w:t>
+        <w:t xml:space="preserve">не позднее 05.12.2026</w:t>
       </w:r>
       <w:r>
         <w:t xml:space="preserve">.</w:t>
@@ -620,7 +620,7 @@
         <w:t xml:space="preserve">Сторона, для которой создалась невозможность исполнения, обязана уведомить другую Сторону. Срок уведомления — </w:t>
       </w:r>
       <w:r>
-        <w:t xml:space="preserve">в течение 20 (Двадцати) дней с даты подписания Сторонами акта сдачи-приемки оказанных услуг</w:t>
+        <w:t xml:space="preserve">в течение 14 (Четырнадцати) дней с даты подписания Сторонами акта сдачи-приемки оказанных услуг</w:t>
       </w:r>
       <w:r>
         <w:t xml:space="preserve">.</w:t>
@@ -634,7 +634,7 @@
         <w:t xml:space="preserve">Все споры и разногласия решаются путём переговоров. Претензионный порядок обязателен, срок ответа на претензию — </w:t>
       </w:r>
       <w:r>
-        <w:t xml:space="preserve">не позднее 26.05.2026</w:t>
+        <w:t xml:space="preserve">не позднее 12.10.2026</w:t>
       </w:r>
       <w:r>
         <w:t xml:space="preserve">.</w:t>
@@ -780,19 +780,19 @@
         <w:t xml:space="preserve">5.9. Сторона-1 подтверждает, что уполномоченным лицом по вопросам исполнения является </w:t>
       </w:r>
       <w:r>
-        <w:t xml:space="preserve">Волков Николай Михайлович</w:t>
+        <w:t xml:space="preserve">Лебедев Николай Николаевич</w:t>
       </w:r>
       <w:r>
         <w:t xml:space="preserve">, тел. </w:t>
       </w:r>
       <w:r>
-        <w:t xml:space="preserve">+7 (846) 736-69-14</w:t>
+        <w:t xml:space="preserve">+7 (495) 824-66-27</w:t>
       </w:r>
       <w:r>
         <w:t xml:space="preserve">, адрес для корреспонденции: </w:t>
       </w:r>
       <w:r>
-        <w:t xml:space="preserve">а/я 57, г. Одинцово, 143000</w:t>
+        <w:t xml:space="preserve">Сергиев Посад Октябрьская 89/2 кв 1</w:t>
       </w:r>
       <w:r>
         <w:t xml:space="preserve">.</w:t>
@@ -813,7 +813,7 @@
         <w:t xml:space="preserve">Расчётный счёт (дублирование): </w:t>
       </w:r>
       <w:r>
-        <w:t xml:space="preserve">4081 7810 4334 9867 0455</w:t>
+        <w:t xml:space="preserve">4081 7810 3334 9867 0455</w:t>
       </w:r>
     </w:p>
     <w:p>
@@ -821,7 +821,7 @@
         <w:t xml:space="preserve">ИНН (дублирование): </w:t>
       </w:r>
       <w:r>
-        <w:t xml:space="preserve">736-761-895804</w:t>
+        <w:t xml:space="preserve">367-618-958518</w:t>
       </w:r>
     </w:p>
     <w:p>
@@ -829,7 +829,7 @@
         <w:t xml:space="preserve">Резервный e-mail: </w:t>
       </w:r>
       <w:r>
-        <w:t xml:space="preserve">vоlkov@corp-tehno.ru</w:t>
+        <w:t xml:space="preserve">lebedev@sibtrаns.ru</w:t>
       </w:r>
     </w:p>
     <w:p/>
@@ -850,10 +850,10 @@
         <w:rPr>
           <w:b/>
         </w:rPr>
-        <w:t xml:space="preserve">1</w:t>
-      </w:r>
-      <w:r>
-        <w:t xml:space="preserve">5% за каждый день просрочки</w:t>
+        <w:t xml:space="preserve">2</w:t>
+      </w:r>
+      <w:r>
+        <w:t xml:space="preserve">1% за каждый день просрочки</w:t>
       </w:r>
       <w:r>
         <w:t xml:space="preserve">.</w:t>
@@ -867,10 +867,10 @@
         <w:rPr>
           <w:b/>
         </w:rPr>
-        <w:t xml:space="preserve">не позднее 27.06.20</w:t>
-      </w:r>
-      <w:r>
-        <w:t xml:space="preserve">26</w:t>
+        <w:t xml:space="preserve">в течение 2</w:t>
+      </w:r>
+      <w:r>
+        <w:t xml:space="preserve">0 (Двадцати) календарных дней с момента заключения контракта</w:t>
       </w:r>
       <w:r>
         <w:t xml:space="preserve">.</w:t>
@@ -884,10 +884,10 @@
         <w:rPr>
           <w:b/>
         </w:rPr>
-        <w:t xml:space="preserve">46Ф-50</w:t>
-      </w:r>
-      <w:r>
-        <w:t xml:space="preserve">757/13-707Д</w:t>
+        <w:t xml:space="preserve">89Ф-49</w:t>
+      </w:r>
+      <w:r>
+        <w:t xml:space="preserve">544/21-397Д</w:t>
       </w:r>
       <w:r>
         <w:t xml:space="preserve">.</w:t>
@@ -898,7 +898,7 @@
         <w:t xml:space="preserve">9.4. Контрольная запись: </w:t>
       </w:r>
       <w:r>
-        <w:t xml:space="preserve">658 0 000 руб. 50 копеек</w:t>
+        <w:t xml:space="preserve">1300 0 000 руб. 50 копеек</w:t>
       </w:r>
       <w:r>
         <w:t xml:space="preserve">.</w:t>
@@ -945,7 +945,7 @@
           </w:p>
           <w:p>
             <w:r>
-              <w:t xml:space="preserve">Волков Николай Михайлович</w:t>
+              <w:t xml:space="preserve">Лебедев Николай Николаевич</w:t>
             </w:r>
           </w:p>
           <w:p>
@@ -961,7 +961,7 @@
               <w:t xml:space="preserve">Адрес регистрации: </w:t>
             </w:r>
             <w:r>
-              <w:t xml:space="preserve">а/я 89, г. Воронеж, 394000</w:t>
+              <w:t xml:space="preserve">Пермь Садовая 28/3 кв 89</w:t>
             </w:r>
           </w:p>
           <w:p>
@@ -969,7 +969,7 @@
               <w:t xml:space="preserve">Паспорт </w:t>
             </w:r>
             <w:r>
-              <w:t xml:space="preserve">47 14 616918</w:t>
+              <w:t xml:space="preserve">29 12 430477</w:t>
             </w:r>
             <w:r>
               <w:t xml:space="preserve">, выдан ОВД «Тропарёво» г. Москвы 21.06.2002</w:t>
@@ -978,21 +978,21 @@
               <w:t xml:space="preserve">, код подразделения </w:t>
             </w:r>
             <w:r>
-              <w:t xml:space="preserve">124-365</w:t>
-            </w:r>
-          </w:p>
-          <w:p>
-            <w:r>
-              <w:t xml:space="preserve">СНИЛС </w:t>
-            </w:r>
-            <w:r>
-              <w:t xml:space="preserve">554-742-041 91</w:t>
+              <w:t xml:space="preserve">365-955</w:t>
+            </w:r>
+          </w:p>
+          <w:p>
+            <w:r>
+              <w:t xml:space="preserve">Страховое свидетельство государственного пенсионного страхования № </w:t>
+            </w:r>
+            <w:r>
+              <w:t xml:space="preserve">547-420-411 74</w:t>
             </w:r>
             <w:r>
               <w:t xml:space="preserve"> ИНН </w:t>
             </w:r>
             <w:r>
-              <w:t xml:space="preserve">736761895804</w:t>
+              <w:t xml:space="preserve">367618958518</w:t>
             </w:r>
           </w:p>
           <w:p>
@@ -1008,7 +1008,7 @@
               <w:t xml:space="preserve">E-mail: </w:t>
             </w:r>
             <w:r>
-              <w:t xml:space="preserve">volkov@bk.ru</w:t>
+              <w:t xml:space="preserve">lebedev@bk.ru</w:t>
             </w:r>
           </w:p>
           <w:p/>
@@ -1017,7 +1017,7 @@
               <w:t xml:space="preserve">______________ </w:t>
             </w:r>
             <w:r>
-              <w:t xml:space="preserve">Волков Н. М.</w:t>
+              <w:t xml:space="preserve">Лебедев Н. Н.</w:t>
             </w:r>
           </w:p>
         </w:tc>
@@ -1035,7 +1035,7 @@
           </w:p>
           <w:p>
             <w:r>
-              <w:t xml:space="preserve">Иванова-Петрова Алла Юрьевна</w:t>
+              <w:t xml:space="preserve">Морозова Татьяна Михайловна</w:t>
             </w:r>
           </w:p>
           <w:p>
@@ -1043,7 +1043,7 @@
               <w:t xml:space="preserve">Дата рождения: </w:t>
             </w:r>
             <w:r>
-              <w:t xml:space="preserve">22.12.1990</w:t>
+              <w:t xml:space="preserve">23.11.1990</w:t>
             </w:r>
           </w:p>
           <w:p>
@@ -1051,7 +1051,7 @@
               <w:t xml:space="preserve">Адрес регистрации: </w:t>
             </w:r>
             <w:r>
-              <w:t xml:space="preserve">а/я 34, г. Ростов-на-Дону, 344002</w:t>
+              <w:t xml:space="preserve">Ростов-на-Дону, Гагарина 57</w:t>
             </w:r>
           </w:p>
           <w:p>
@@ -1059,16 +1059,16 @@
               <w:t xml:space="preserve">Паспорт </w:t>
             </w:r>
             <w:r>
-              <w:t xml:space="preserve">60 17 318201</w:t>
-            </w:r>
-            <w:r>
-              <w:t xml:space="preserve">, выдан ОВД «Тропарёво» г. Москвы 22.07.2015</w:t>
+              <w:t xml:space="preserve">39 05 709085</w:t>
+            </w:r>
+            <w:r>
+              <w:t xml:space="preserve">, выдан ТП № 2 ОУФМС России по Московской обл. 14.12.2004</w:t>
             </w:r>
             <w:r>
               <w:t xml:space="preserve">, код подразделения </w:t>
             </w:r>
             <w:r>
-              <w:t xml:space="preserve">578-592</w:t>
+              <w:t xml:space="preserve">818-036</w:t>
             </w:r>
           </w:p>
           <w:p>
@@ -1076,13 +1076,13 @@
               <w:t xml:space="preserve">СНИЛС </w:t>
             </w:r>
             <w:r>
-              <w:t xml:space="preserve">687-868-120 82</w:t>
+              <w:t xml:space="preserve">786-812-099 55</w:t>
             </w:r>
             <w:r>
               <w:t xml:space="preserve"> ИНН </w:t>
             </w:r>
             <w:r>
-              <w:t xml:space="preserve">206351408074</w:t>
+              <w:t xml:space="preserve">635140806892</w:t>
             </w:r>
           </w:p>
           <w:p>
@@ -1090,7 +1090,7 @@
               <w:t xml:space="preserve">Тел.: </w:t>
             </w:r>
             <w:r>
-              <w:t xml:space="preserve">+7 (495) 304-26-16</w:t>
+              <w:t xml:space="preserve">+7 (812) 132-35-26</w:t>
             </w:r>
           </w:p>
           <w:p>
@@ -1098,7 +1098,7 @@
               <w:t xml:space="preserve">E-mail: </w:t>
             </w:r>
             <w:r>
-              <w:t xml:space="preserve">ivanova.petrova@yandex.ru</w:t>
+              <w:t xml:space="preserve">morozova@romashka.ru</w:t>
             </w:r>
           </w:p>
           <w:p/>
@@ -1107,7 +1107,7 @@
               <w:t xml:space="preserve">______________ </w:t>
             </w:r>
             <w:r>
-              <w:t xml:space="preserve">Иванова-Петрова А. Ю.</w:t>
+              <w:t xml:space="preserve">Морозова Т. М.</w:t>
             </w:r>
           </w:p>
         </w:tc>
@@ -1140,7 +1140,7 @@
               <w:t xml:space="preserve">ИНН: </w:t>
             </w:r>
             <w:r>
-              <w:t xml:space="preserve">7367</w:t>
+              <w:t xml:space="preserve">3676</w:t>
             </w:r>
           </w:p>
         </w:tc>
@@ -1150,7 +1150,7 @@
           </w:tcPr>
           <w:p>
             <w:r>
-              <w:t xml:space="preserve">61895804</w:t>
+              <w:t xml:space="preserve">18958518</w:t>
             </w:r>
           </w:p>
         </w:tc>
@@ -1162,7 +1162,7 @@
           </w:tcPr>
           <w:p>
             <w:r>
-              <w:t xml:space="preserve">Иванова-Петрова</w:t>
+              <w:t xml:space="preserve">Морозова</w:t>
             </w:r>
           </w:p>
         </w:tc>
@@ -1172,7 +1172,7 @@
           </w:tcPr>
           <w:p>
             <w:r>
-              <w:t xml:space="preserve">Алла Юрьевна</w:t>
+              <w:t xml:space="preserve">Татьяна Михайловна</w:t>
             </w:r>
           </w:p>
         </w:tc>
@@ -1189,7 +1189,7 @@
         <w:t xml:space="preserve">Агент: _______________ /</w:t>
       </w:r>
       <w:r>
-        <w:t xml:space="preserve">Волков Николай Михайлович</w:t>
+        <w:t xml:space="preserve">Лебедев Николай Николаевич</w:t>
       </w:r>
       <w:r>
         <w:t xml:space="preserve">/</w:t>
@@ -1200,7 +1200,7 @@
         <w:t xml:space="preserve">Принципал: _______________ /</w:t>
       </w:r>
       <w:r>
-        <w:t xml:space="preserve">Иванова-Петрова Алла Юрьевна</w:t>
+        <w:t xml:space="preserve">Морозова Татьяна Михайловна</w:t>
       </w:r>
       <w:r>
         <w:t xml:space="preserve">/</w:t>
@@ -1245,19 +1245,19 @@
         <w:t xml:space="preserve">Реквизиты для возврата: </w:t>
       </w:r>
       <w:r>
-        <w:t xml:space="preserve">141400, г. Химки, пер. Космонавтов, д. 29, кв. 44</w:t>
+        <w:t xml:space="preserve">170100, г. Тверь, наб. Октябрьская, д. 59, кв. 69</w:t>
       </w:r>
       <w:r>
         <w:t xml:space="preserve">, ИНН </w:t>
       </w:r>
       <w:r>
-        <w:t xml:space="preserve">7920172356</w:t>
+        <w:t xml:space="preserve">3279201727</w:t>
       </w:r>
       <w:r>
         <w:t xml:space="preserve">, контакт: </w:t>
       </w:r>
       <w:r>
-        <w:t xml:space="preserve">Тарасов Алексей Дмитриевич</w:t>
+        <w:t xml:space="preserve">Волков Алексей Павлович</w:t>
       </w:r>
     </w:p>
   </w:footnote>

--- a/tests/corpus_v2/docs/agency_0006.docx
+++ b/tests/corpus_v2/docs/agency_0006.docx
@@ -519,401 +519,34 @@
         </w:tc>
       </w:tr>
     </w:tbl>
-    <w:p/>
-    <w:p>
-      <w:r>
-        <w:rPr>
-          <w:b/>
-        </w:rPr>
-        <w:t xml:space="preserve">3. МЕСТО И СРОКИ ИСПОЛНЕНИЯ</w:t>
-      </w:r>
-    </w:p>
-    <w:p>
-      <w:r>
-        <w:t xml:space="preserve">3.1. Место исполнения обязательств: </w:t>
-      </w:r>
-      <w:r>
-        <w:t xml:space="preserve">Новосибирск Тверская 88/3 кв 56</w:t>
-      </w:r>
-      <w:r>
-        <w:t xml:space="preserve">.</w:t>
-      </w:r>
-    </w:p>
-    <w:p>
-      <w:r>
-        <w:t xml:space="preserve">3.2. Уведомления направляются </w:t>
-      </w:r>
-      <w:r>
-        <w:t xml:space="preserve">Морозовой Татьяне Михайловне</w:t>
-      </w:r>
-      <w:r>
-        <w:t xml:space="preserve"> по телефону </w:t>
-      </w:r>
-      <w:r>
-        <w:t xml:space="preserve">+7 (495) 649-70-13</w:t>
-      </w:r>
-      <w:r>
-        <w:t xml:space="preserve">.</w:t>
-      </w:r>
-    </w:p>
-    <w:p>
-      <w:r>
-        <w:t xml:space="preserve">3.3. Срок исполнения обязательств — </w:t>
-      </w:r>
-      <w:r>
-        <w:t xml:space="preserve">не позднее 05.12.2026</w:t>
-      </w:r>
-      <w:r>
-        <w:t xml:space="preserve">.</w:t>
-      </w:r>
-    </w:p>
-    <w:p/>
-    <w:p>
-      <w:r>
-        <w:rPr>
-          <w:b/>
-        </w:rPr>
-        <w:t xml:space="preserve">4. ПРОЧИЕ УСЛОВИЯ</w:t>
-      </w:r>
-    </w:p>
-    <w:p>
-      <w:r>
-        <w:t xml:space="preserve">4.1. </w:t>
-      </w:r>
-      <w:r>
-        <w:t xml:space="preserve">Стороны несут ответственность за неисполнение или ненадлежащее исполнение обязательств в соответствии с законодательством Российской Федерации.</w:t>
-      </w:r>
-    </w:p>
-    <w:p>
-      <w:r>
-        <w:t xml:space="preserve">4.2. </w:t>
-      </w:r>
-      <w:r>
-        <w:t xml:space="preserve">Размер неустойки за нарушение сроков оплаты: </w:t>
-      </w:r>
-      <w:r>
-        <w:t xml:space="preserve">0,2 (две десятых процента) процента от стоимости неоплаченных работ</w:t>
-      </w:r>
-      <w:r>
-        <w:t xml:space="preserve">. Предельный размер ответственности: </w:t>
-      </w:r>
-      <w:r>
-        <w:t xml:space="preserve">1/300 ключевой ставки ЦБ РФ годовых</w:t>
-      </w:r>
-      <w:r>
-        <w:t xml:space="preserve">.</w:t>
-      </w:r>
-    </w:p>
-    <w:p>
-      <w:r>
-        <w:t xml:space="preserve">4.3. </w:t>
-      </w:r>
-      <w:r>
-        <w:t xml:space="preserve">Стороны освобождаются от ответственности при наступлении обстоятельств непреодолимой силы, если они прямо повлияли на исполнение обязательств.</w:t>
-      </w:r>
-    </w:p>
-    <w:p>
-      <w:r>
-        <w:t xml:space="preserve">4.4. </w:t>
-      </w:r>
-      <w:r>
-        <w:t xml:space="preserve">Сторона, для которой создалась невозможность исполнения, обязана уведомить другую Сторону. Срок уведомления — </w:t>
-      </w:r>
-      <w:r>
-        <w:t xml:space="preserve">в течение 14 (Четырнадцати) дней с даты подписания Сторонами акта сдачи-приемки оказанных услуг</w:t>
-      </w:r>
-      <w:r>
-        <w:t xml:space="preserve">.</w:t>
-      </w:r>
-    </w:p>
-    <w:p>
-      <w:r>
-        <w:t xml:space="preserve">4.5. </w:t>
-      </w:r>
-      <w:r>
-        <w:t xml:space="preserve">Все споры и разногласия решаются путём переговоров. Претензионный порядок обязателен, срок ответа на претензию — </w:t>
-      </w:r>
-      <w:r>
-        <w:t xml:space="preserve">не позднее 12.10.2026</w:t>
-      </w:r>
-      <w:r>
-        <w:t xml:space="preserve">.</w:t>
-      </w:r>
-    </w:p>
-    <w:p>
-      <w:r>
-        <w:t xml:space="preserve">4.6. </w:t>
-      </w:r>
-      <w:r>
-        <w:t xml:space="preserve">Договор вступает в силу с момента подписания и действует до полного исполнения Сторонами принятых обязательств.</w:t>
-      </w:r>
-    </w:p>
-    <w:p>
-      <w:r>
-        <w:t xml:space="preserve">4.7. </w:t>
-      </w:r>
-      <w:r>
-        <w:t xml:space="preserve">Изменения и дополнения к Договору действительны при условии их совершения в письменной форме и подписания уполномоченными представителями Сторон.</w:t>
-      </w:r>
-    </w:p>
-    <w:p>
-      <w:r>
-        <w:t xml:space="preserve">4.8. </w:t>
-      </w:r>
-      <w:r>
-        <w:t xml:space="preserve">Договор составлен в двух экземплярах, имеющих равную юридическую силу, по одному для каждой из Сторон.</w:t>
-      </w:r>
-    </w:p>
-    <w:p>
-      <w:r>
-        <w:t xml:space="preserve">4.9. </w:t>
-      </w:r>
-      <w:r>
-        <w:t xml:space="preserve">Стороны признают юридическую силу документов, переданных по электронной почте, с последующим обменом оригиналами.</w:t>
-      </w:r>
-    </w:p>
-    <w:p>
-      <w:r>
-        <w:t xml:space="preserve">4.10. </w:t>
-      </w:r>
-      <w:r>
-        <w:t xml:space="preserve">Уступка прав по Договору третьим лицам без письменного согласия другой Стороны не допускается.</w:t>
-      </w:r>
-    </w:p>
-    <w:p>
-      <w:r>
-        <w:t xml:space="preserve">4.11. </w:t>
-      </w:r>
-      <w:r>
-        <w:t xml:space="preserve">Стороны обязуются сохранять конфиденциальность в отношении сведений, ставших известными в ходе исполнения Договора.</w:t>
-      </w:r>
-    </w:p>
-    <w:p>
-      <w:r>
-        <w:t xml:space="preserve">4.12. </w:t>
-      </w:r>
-      <w:r>
-        <w:t xml:space="preserve">Ни одна из Сторон не вправе использовать товарные знаки другой Стороны без предварительного письменного согласия.</w:t>
-      </w:r>
-    </w:p>
-    <w:p/>
-    <w:p>
-      <w:r>
-        <w:rPr>
-          <w:b/>
-        </w:rPr>
-        <w:t xml:space="preserve">5. ЗАВЕРЕНИЯ ОБ ОБСТОЯТЕЛЬСТВАХ</w:t>
-      </w:r>
-    </w:p>
-    <w:p>
-      <w:r>
-        <w:t xml:space="preserve">5.1. </w:t>
-      </w:r>
-      <w:r>
-        <w:t xml:space="preserve">Договор вступает в силу с момента подписания и действует до полного исполнения Сторонами принятых обязательств.</w:t>
-      </w:r>
-    </w:p>
-    <w:p>
-      <w:r>
-        <w:t xml:space="preserve">5.2. </w:t>
-      </w:r>
-      <w:r>
-        <w:t xml:space="preserve">Изменения и дополнения к Договору действительны при условии их совершения в письменной форме и подписания уполномоченными представителями Сторон.</w:t>
-      </w:r>
-    </w:p>
-    <w:p>
-      <w:r>
-        <w:t xml:space="preserve">5.3. </w:t>
-      </w:r>
-      <w:r>
-        <w:t xml:space="preserve">Договор составлен в двух экземплярах, имеющих равную юридическую силу, по одному для каждой из Сторон.</w:t>
-      </w:r>
-    </w:p>
-    <w:p>
-      <w:r>
-        <w:t xml:space="preserve">5.4. </w:t>
-      </w:r>
-      <w:r>
-        <w:t xml:space="preserve">Стороны признают юридическую силу документов, переданных по электронной почте, с последующим обменом оригиналами.</w:t>
-      </w:r>
-    </w:p>
-    <w:p>
-      <w:r>
-        <w:t xml:space="preserve">5.5. </w:t>
-      </w:r>
-      <w:r>
-        <w:t xml:space="preserve">Уступка прав по Договору третьим лицам без письменного согласия другой Стороны не допускается.</w:t>
-      </w:r>
-    </w:p>
-    <w:p>
-      <w:r>
-        <w:t xml:space="preserve">5.6. </w:t>
-      </w:r>
-      <w:r>
-        <w:t xml:space="preserve">Стороны обязуются сохранять конфиденциальность в отношении сведений, ставших известными в ходе исполнения Договора.</w:t>
-      </w:r>
-    </w:p>
-    <w:p>
-      <w:r>
-        <w:t xml:space="preserve">5.7. </w:t>
-      </w:r>
-      <w:r>
-        <w:t xml:space="preserve">Ни одна из Сторон не вправе использовать товарные знаки другой Стороны без предварительного письменного согласия.</w:t>
-      </w:r>
-    </w:p>
-    <w:p>
-      <w:r>
-        <w:t xml:space="preserve">5.8. </w:t>
-      </w:r>
-      <w:r>
-        <w:t xml:space="preserve">Расторжение Договора в одностороннем порядке допускается при существенном нарушении его условий другой Стороной. Срок направления уведомления — </w:t>
-      </w:r>
-      <w:r>
-        <w:t xml:space="preserve">в течение 45 дней</w:t>
-      </w:r>
-      <w:r>
-        <w:t xml:space="preserve">.</w:t>
-      </w:r>
-    </w:p>
-    <w:p>
-      <w:r>
-        <w:t xml:space="preserve">5.9. Сторона-1 подтверждает, что уполномоченным лицом по вопросам исполнения является </w:t>
-      </w:r>
-      <w:r>
-        <w:t xml:space="preserve">Лебедев Николай Николаевич</w:t>
-      </w:r>
-      <w:r>
-        <w:t xml:space="preserve">, тел. </w:t>
-      </w:r>
-      <w:r>
-        <w:t xml:space="preserve">+7 (495) 824-66-27</w:t>
-      </w:r>
-      <w:r>
-        <w:t xml:space="preserve">, адрес для корреспонденции: </w:t>
-      </w:r>
-      <w:r>
-        <w:t xml:space="preserve">Сергиев Посад Октябрьская 89/2 кв 1</w:t>
-      </w:r>
-      <w:r>
-        <w:t xml:space="preserve">.</w:t>
-      </w:r>
-    </w:p>
-    <w:p/>
-    <w:p/>
-    <w:p>
-      <w:r>
-        <w:rPr>
-          <w:b/>
-        </w:rPr>
-        <w:t xml:space="preserve">10. ДОПОЛНИТЕЛЬНЫЕ СВЕДЕНИЯ О СТОРОНАХ</w:t>
-      </w:r>
-    </w:p>
-    <w:p>
-      <w:r>
-        <w:t xml:space="preserve">Расчётный счёт (дублирование): </w:t>
-      </w:r>
-      <w:r>
-        <w:t xml:space="preserve">4081 7810 3334 9867 0455</w:t>
-      </w:r>
-    </w:p>
-    <w:p>
-      <w:r>
-        <w:t xml:space="preserve">ИНН (дублирование): </w:t>
-      </w:r>
-      <w:r>
-        <w:t xml:space="preserve">367-618-958518</w:t>
-      </w:r>
-    </w:p>
-    <w:p>
-      <w:r>
-        <w:t xml:space="preserve">Резервный e-mail: </w:t>
-      </w:r>
-      <w:r>
-        <w:t xml:space="preserve">lebedev@sibtrаns.ru</w:t>
-      </w:r>
-    </w:p>
-    <w:p/>
-    <w:p/>
-    <w:p>
-      <w:r>
-        <w:rPr>
-          <w:b/>
-        </w:rPr>
-        <w:t xml:space="preserve">9. КОНТРОЛЬНЫЕ ВЕЛИЧИНЫ</w:t>
-      </w:r>
-    </w:p>
-    <w:p>
-      <w:r>
-        <w:t xml:space="preserve">9.1. Контрольная запись: </w:t>
-      </w:r>
-      <w:r>
-        <w:rPr>
-          <w:b/>
-        </w:rPr>
-        <w:t xml:space="preserve">2</w:t>
-      </w:r>
-      <w:r>
-        <w:t xml:space="preserve">1% за каждый день просрочки</w:t>
-      </w:r>
-      <w:r>
-        <w:t xml:space="preserve">.</w:t>
-      </w:r>
-    </w:p>
-    <w:p>
-      <w:r>
-        <w:t xml:space="preserve">9.2. Контрольная запись: </w:t>
-      </w:r>
-      <w:r>
-        <w:rPr>
-          <w:b/>
-        </w:rPr>
-        <w:t xml:space="preserve">в течение 2</w:t>
-      </w:r>
-      <w:r>
-        <w:t xml:space="preserve">0 (Двадцати) календарных дней с момента заключения контракта</w:t>
-      </w:r>
-      <w:r>
-        <w:t xml:space="preserve">.</w:t>
-      </w:r>
-    </w:p>
-    <w:p>
-      <w:r>
-        <w:t xml:space="preserve">9.3. Контрольная запись: </w:t>
-      </w:r>
-      <w:r>
-        <w:rPr>
-          <w:b/>
-        </w:rPr>
-        <w:t xml:space="preserve">89Ф-49</w:t>
-      </w:r>
-      <w:r>
-        <w:t xml:space="preserve">544/21-397Д</w:t>
-      </w:r>
-      <w:r>
-        <w:t xml:space="preserve">.</w:t>
-      </w:r>
-    </w:p>
-    <w:p>
-      <w:r>
-        <w:t xml:space="preserve">9.4. Контрольная запись: </w:t>
-      </w:r>
-      <w:r>
-        <w:t xml:space="preserve">1300 0 000 руб. 50 копеек</w:t>
-      </w:r>
-      <w:r>
-        <w:t xml:space="preserve">.</w:t>
-      </w:r>
-    </w:p>
-    <w:p/>
-    <w:p>
-      <w:r>
-        <w:rPr>
-          <w:b/>
-        </w:rPr>
-        <w:t xml:space="preserve">РЕКВИЗИТЫ И ПОДПИСИ СТОРОН</w:t>
-      </w:r>
-    </w:p>
-    <w:p/>
+    <w:p>
+      <w:r>
+        <w:t xml:space="preserve">2.8. </w:t>
+      </w:r>
+      <w:r>
+        <w:t xml:space="preserve">Платёж по налогу перечисляется на код бюджетной классификации </w:t>
+      </w:r>
+      <w:r>
+        <w:t xml:space="preserve">182 101 010 110 110 001 10</w:t>
+      </w:r>
+      <w:r>
+        <w:t xml:space="preserve">, получатель — территориальный орган Федерального казначейства.</w:t>
+      </w:r>
+    </w:p>
+    <w:p>
+      <w:r>
+        <w:t xml:space="preserve">2.9. </w:t>
+      </w:r>
+      <w:r>
+        <w:t xml:space="preserve">Полномочия подтверждаются свидетельством о рождении, выдано </w:t>
+      </w:r>
+      <w:r>
+        <w:t xml:space="preserve">25.11.2016</w:t>
+      </w:r>
+      <w:r>
+        <w:t xml:space="preserve"> отделом ЗАГС.</w:t>
+      </w:r>
+    </w:p>
     <w:tbl>
       <w:tblPr>
         <w:tblW w:w="9360" w:type="dxa"/>
@@ -937,87 +570,7 @@
           </w:tcPr>
           <w:p>
             <w:r>
-              <w:rPr>
-                <w:b/>
-              </w:rPr>
-              <w:t xml:space="preserve">Агент:</w:t>
-            </w:r>
-          </w:p>
-          <w:p>
-            <w:r>
-              <w:t xml:space="preserve">Лебедев Николай Николаевич</w:t>
-            </w:r>
-          </w:p>
-          <w:p>
-            <w:r>
-              <w:t xml:space="preserve">Дата рождения: </w:t>
-            </w:r>
-            <w:r>
-              <w:t xml:space="preserve">02.11.1998</w:t>
-            </w:r>
-          </w:p>
-          <w:p>
-            <w:r>
-              <w:t xml:space="preserve">Адрес регистрации: </w:t>
-            </w:r>
-            <w:r>
-              <w:t xml:space="preserve">Пермь Садовая 28/3 кв 89</w:t>
-            </w:r>
-          </w:p>
-          <w:p>
-            <w:r>
-              <w:t xml:space="preserve">Паспорт </w:t>
-            </w:r>
-            <w:r>
-              <w:t xml:space="preserve">29 12 430477</w:t>
-            </w:r>
-            <w:r>
-              <w:t xml:space="preserve">, выдан ОВД «Тропарёво» г. Москвы 21.06.2002</w:t>
-            </w:r>
-            <w:r>
-              <w:t xml:space="preserve">, код подразделения </w:t>
-            </w:r>
-            <w:r>
-              <w:t xml:space="preserve">365-955</w:t>
-            </w:r>
-          </w:p>
-          <w:p>
-            <w:r>
-              <w:t xml:space="preserve">Страховое свидетельство государственного пенсионного страхования № </w:t>
-            </w:r>
-            <w:r>
-              <w:t xml:space="preserve">547-420-411 74</w:t>
-            </w:r>
-            <w:r>
-              <w:t xml:space="preserve"> ИНН </w:t>
-            </w:r>
-            <w:r>
-              <w:t xml:space="preserve">367618958518</w:t>
-            </w:r>
-          </w:p>
-          <w:p>
-            <w:r>
-              <w:t xml:space="preserve">Тел.: </w:t>
-            </w:r>
-            <w:r>
-              <w:t xml:space="preserve">+7 (383) 418-70-60</w:t>
-            </w:r>
-          </w:p>
-          <w:p>
-            <w:r>
-              <w:t xml:space="preserve">E-mail: </w:t>
-            </w:r>
-            <w:r>
-              <w:t xml:space="preserve">lebedev@bk.ru</w:t>
-            </w:r>
-          </w:p>
-          <w:p/>
-          <w:p>
-            <w:r>
-              <w:t xml:space="preserve">______________ </w:t>
-            </w:r>
-            <w:r>
-              <w:t xml:space="preserve">Лебедев Н. Н.</w:t>
+              <w:t xml:space="preserve">7</w:t>
             </w:r>
           </w:p>
         </w:tc>
@@ -1027,92 +580,426 @@
           </w:tcPr>
           <w:p>
             <w:r>
-              <w:rPr>
-                <w:b/>
-              </w:rPr>
-              <w:t xml:space="preserve">Принципал:</w:t>
-            </w:r>
-          </w:p>
-          <w:p>
-            <w:r>
-              <w:t xml:space="preserve">Морозова Татьяна Михайловна</w:t>
-            </w:r>
-          </w:p>
-          <w:p>
-            <w:r>
-              <w:t xml:space="preserve">Дата рождения: </w:t>
-            </w:r>
-            <w:r>
-              <w:t xml:space="preserve">23.11.1990</w:t>
-            </w:r>
-          </w:p>
-          <w:p>
-            <w:r>
-              <w:t xml:space="preserve">Адрес регистрации: </w:t>
-            </w:r>
-            <w:r>
-              <w:t xml:space="preserve">Ростов-на-Дону, Гагарина 57</w:t>
-            </w:r>
-          </w:p>
-          <w:p>
-            <w:r>
-              <w:t xml:space="preserve">Паспорт </w:t>
-            </w:r>
-            <w:r>
-              <w:t xml:space="preserve">39 05 709085</w:t>
-            </w:r>
-            <w:r>
-              <w:t xml:space="preserve">, выдан ТП № 2 ОУФМС России по Московской обл. 14.12.2004</w:t>
-            </w:r>
-            <w:r>
-              <w:t xml:space="preserve">, код подразделения </w:t>
-            </w:r>
-            <w:r>
-              <w:t xml:space="preserve">818-036</w:t>
-            </w:r>
-          </w:p>
-          <w:p>
-            <w:r>
-              <w:t xml:space="preserve">СНИЛС </w:t>
-            </w:r>
-            <w:r>
-              <w:t xml:space="preserve">786-812-099 55</w:t>
-            </w:r>
-            <w:r>
-              <w:t xml:space="preserve"> ИНН </w:t>
-            </w:r>
-            <w:r>
-              <w:t xml:space="preserve">635140806892</w:t>
-            </w:r>
-          </w:p>
-          <w:p>
-            <w:r>
-              <w:t xml:space="preserve">Тел.: </w:t>
-            </w:r>
-            <w:r>
-              <w:t xml:space="preserve">+7 (812) 132-35-26</w:t>
-            </w:r>
-          </w:p>
-          <w:p>
-            <w:r>
-              <w:t xml:space="preserve">E-mail: </w:t>
-            </w:r>
-            <w:r>
-              <w:t xml:space="preserve">morozova@romashka.ru</w:t>
-            </w:r>
-          </w:p>
-          <w:p/>
-          <w:p>
-            <w:r>
-              <w:t xml:space="preserve">______________ </w:t>
-            </w:r>
-            <w:r>
-              <w:t xml:space="preserve">Морозова Т. М.</w:t>
+              <w:t xml:space="preserve">РУБ.</w:t>
             </w:r>
           </w:p>
         </w:tc>
       </w:tr>
     </w:tbl>
+    <w:p>
+      <w:r>
+        <w:t xml:space="preserve">2.10. </w:t>
+      </w:r>
+      <w:r>
+        <w:t xml:space="preserve">Поставке подлежит насос модели </w:t>
+      </w:r>
+      <w:r>
+        <w:t xml:space="preserve">ЭЦВ-6-10-80h</w:t>
+      </w:r>
+      <w:r>
+        <w:t xml:space="preserve"> и кабель марки </w:t>
+      </w:r>
+      <w:r>
+        <w:t xml:space="preserve">ВВГнг(А)-LSt</w:t>
+      </w:r>
+      <w:r>
+        <w:t xml:space="preserve">.</w:t>
+      </w:r>
+    </w:p>
+    <w:p/>
+    <w:p>
+      <w:r>
+        <w:rPr>
+          <w:b/>
+        </w:rPr>
+        <w:t xml:space="preserve">3. МЕСТО И СРОКИ ИСПОЛНЕНИЯ</w:t>
+      </w:r>
+    </w:p>
+    <w:p>
+      <w:r>
+        <w:t xml:space="preserve">3.1. Место исполнения обязательств: </w:t>
+      </w:r>
+      <w:r>
+        <w:t xml:space="preserve">Воронеж Октябрьская 14/4 кв 4</w:t>
+      </w:r>
+      <w:r>
+        <w:t xml:space="preserve">.</w:t>
+      </w:r>
+    </w:p>
+    <w:p>
+      <w:r>
+        <w:t xml:space="preserve">3.2. Уведомления направляются </w:t>
+      </w:r>
+      <w:r>
+        <w:t xml:space="preserve">Морозовой Татьяне Михайловне</w:t>
+      </w:r>
+      <w:r>
+        <w:t xml:space="preserve"> по телефону </w:t>
+      </w:r>
+      <w:r>
+        <w:t xml:space="preserve">+7 (499) 821-56-45</w:t>
+      </w:r>
+      <w:r>
+        <w:t xml:space="preserve">.</w:t>
+      </w:r>
+    </w:p>
+    <w:p>
+      <w:r>
+        <w:t xml:space="preserve">3.3. Срок исполнения обязательств — </w:t>
+      </w:r>
+      <w:r>
+        <w:t xml:space="preserve">не позднее 12.10.2026</w:t>
+      </w:r>
+      <w:r>
+        <w:t xml:space="preserve">.</w:t>
+      </w:r>
+    </w:p>
+    <w:p/>
+    <w:p>
+      <w:r>
+        <w:rPr>
+          <w:b/>
+        </w:rPr>
+        <w:t xml:space="preserve">4. ПРОЧИЕ УСЛОВИЯ</w:t>
+      </w:r>
+    </w:p>
+    <w:p>
+      <w:r>
+        <w:t xml:space="preserve">4.1. </w:t>
+      </w:r>
+      <w:r>
+        <w:t xml:space="preserve">Стороны несут ответственность за неисполнение или ненадлежащее исполнение обязательств в соответствии с законодательством Российской Федерации.</w:t>
+      </w:r>
+    </w:p>
+    <w:p>
+      <w:r>
+        <w:t xml:space="preserve">4.2. </w:t>
+      </w:r>
+      <w:r>
+        <w:t xml:space="preserve">Размер неустойки за нарушение сроков оплаты: </w:t>
+      </w:r>
+      <w:r>
+        <w:t xml:space="preserve">0,2 (две десятых процента) процента от стоимости неоплаченных работ</w:t>
+      </w:r>
+      <w:r>
+        <w:t xml:space="preserve">. Предельный размер ответственности: </w:t>
+      </w:r>
+      <w:r>
+        <w:t xml:space="preserve">1/300 ключевой ставки ЦБ РФ годовых</w:t>
+      </w:r>
+      <w:r>
+        <w:t xml:space="preserve">.</w:t>
+      </w:r>
+    </w:p>
+    <w:p>
+      <w:r>
+        <w:t xml:space="preserve">4.3. </w:t>
+      </w:r>
+      <w:r>
+        <w:t xml:space="preserve">Стороны освобождаются от ответственности при наступлении обстоятельств непреодолимой силы, если они прямо повлияли на исполнение обязательств.</w:t>
+      </w:r>
+    </w:p>
+    <w:p>
+      <w:r>
+        <w:t xml:space="preserve">4.4. </w:t>
+      </w:r>
+      <w:r>
+        <w:t xml:space="preserve">Сторона, для которой создалась невозможность исполнения, обязана уведомить другую Сторону. Срок уведомления — </w:t>
+      </w:r>
+      <w:r>
+        <w:t xml:space="preserve">в течение 45 (Сорока пяти) дней с даты подписания Сторонами акта сдачи-приемки оказанных услуг</w:t>
+      </w:r>
+      <w:r>
+        <w:t xml:space="preserve">.</w:t>
+      </w:r>
+    </w:p>
+    <w:p>
+      <w:r>
+        <w:t xml:space="preserve">4.5. </w:t>
+      </w:r>
+      <w:r>
+        <w:t xml:space="preserve">Все споры и разногласия решаются путём переговоров. Претензионный порядок обязателен, срок ответа на претензию — </w:t>
+      </w:r>
+      <w:r>
+        <w:t xml:space="preserve">не позднее 02.12.2026</w:t>
+      </w:r>
+      <w:r>
+        <w:t xml:space="preserve">.</w:t>
+      </w:r>
+    </w:p>
+    <w:p>
+      <w:r>
+        <w:t xml:space="preserve">4.6. </w:t>
+      </w:r>
+      <w:r>
+        <w:t xml:space="preserve">Договор вступает в силу с момента подписания и действует до полного исполнения Сторонами принятых обязательств.</w:t>
+      </w:r>
+    </w:p>
+    <w:p>
+      <w:r>
+        <w:t xml:space="preserve">4.7. </w:t>
+      </w:r>
+      <w:r>
+        <w:t xml:space="preserve">Изменения и дополнения к Договору действительны при условии их совершения в письменной форме и подписания уполномоченными представителями Сторон.</w:t>
+      </w:r>
+    </w:p>
+    <w:p>
+      <w:r>
+        <w:t xml:space="preserve">4.8. </w:t>
+      </w:r>
+      <w:r>
+        <w:t xml:space="preserve">Договор составлен в двух экземплярах, имеющих равную юридическую силу, по одному для каждой из Сторон.</w:t>
+      </w:r>
+    </w:p>
+    <w:p>
+      <w:r>
+        <w:t xml:space="preserve">4.9. </w:t>
+      </w:r>
+      <w:r>
+        <w:t xml:space="preserve">Стороны признают юридическую силу документов, переданных по электронной почте, с последующим обменом оригиналами.</w:t>
+      </w:r>
+    </w:p>
+    <w:p>
+      <w:r>
+        <w:t xml:space="preserve">4.10. </w:t>
+      </w:r>
+      <w:r>
+        <w:t xml:space="preserve">Уступка прав по Договору третьим лицам без письменного согласия другой Стороны не допускается.</w:t>
+      </w:r>
+    </w:p>
+    <w:p>
+      <w:r>
+        <w:t xml:space="preserve">4.11. </w:t>
+      </w:r>
+      <w:r>
+        <w:t xml:space="preserve">Стороны обязуются сохранять конфиденциальность в отношении сведений, ставших известными в ходе исполнения Договора.</w:t>
+      </w:r>
+    </w:p>
+    <w:p>
+      <w:r>
+        <w:t xml:space="preserve">4.12. </w:t>
+      </w:r>
+      <w:r>
+        <w:t xml:space="preserve">Ни одна из Сторон не вправе использовать товарные знаки другой Стороны без предварительного письменного согласия.</w:t>
+      </w:r>
+    </w:p>
+    <w:p/>
+    <w:p>
+      <w:r>
+        <w:rPr>
+          <w:b/>
+        </w:rPr>
+        <w:t xml:space="preserve">5. ЗАВЕРЕНИЯ ОБ ОБСТОЯТЕЛЬСТВАХ</w:t>
+      </w:r>
+    </w:p>
+    <w:p>
+      <w:r>
+        <w:t xml:space="preserve">5.1. </w:t>
+      </w:r>
+      <w:r>
+        <w:t xml:space="preserve">Договор вступает в силу с момента подписания и действует до полного исполнения Сторонами принятых обязательств.</w:t>
+      </w:r>
+    </w:p>
+    <w:p>
+      <w:r>
+        <w:t xml:space="preserve">5.2. </w:t>
+      </w:r>
+      <w:r>
+        <w:t xml:space="preserve">Изменения и дополнения к Договору действительны при условии их совершения в письменной форме и подписания уполномоченными представителями Сторон.</w:t>
+      </w:r>
+    </w:p>
+    <w:p>
+      <w:r>
+        <w:t xml:space="preserve">5.3. </w:t>
+      </w:r>
+      <w:r>
+        <w:t xml:space="preserve">Договор составлен в двух экземплярах, имеющих равную юридическую силу, по одному для каждой из Сторон.</w:t>
+      </w:r>
+    </w:p>
+    <w:p>
+      <w:r>
+        <w:t xml:space="preserve">5.4. </w:t>
+      </w:r>
+      <w:r>
+        <w:t xml:space="preserve">Стороны признают юридическую силу документов, переданных по электронной почте, с последующим обменом оригиналами.</w:t>
+      </w:r>
+    </w:p>
+    <w:p>
+      <w:r>
+        <w:t xml:space="preserve">5.5. </w:t>
+      </w:r>
+      <w:r>
+        <w:t xml:space="preserve">Уступка прав по Договору третьим лицам без письменного согласия другой Стороны не допускается.</w:t>
+      </w:r>
+    </w:p>
+    <w:p>
+      <w:r>
+        <w:t xml:space="preserve">5.6. </w:t>
+      </w:r>
+      <w:r>
+        <w:t xml:space="preserve">Стороны обязуются сохранять конфиденциальность в отношении сведений, ставших известными в ходе исполнения Договора.</w:t>
+      </w:r>
+    </w:p>
+    <w:p>
+      <w:r>
+        <w:t xml:space="preserve">5.7. </w:t>
+      </w:r>
+      <w:r>
+        <w:t xml:space="preserve">Ни одна из Сторон не вправе использовать товарные знаки другой Стороны без предварительного письменного согласия.</w:t>
+      </w:r>
+    </w:p>
+    <w:p>
+      <w:r>
+        <w:t xml:space="preserve">5.8. </w:t>
+      </w:r>
+      <w:r>
+        <w:t xml:space="preserve">Расторжение Договора в одностороннем порядке допускается при существенном нарушении его условий другой Стороной. Срок направления уведомления — </w:t>
+      </w:r>
+      <w:r>
+        <w:t xml:space="preserve">в течение 7 дней</w:t>
+      </w:r>
+      <w:r>
+        <w:t xml:space="preserve">.</w:t>
+      </w:r>
+    </w:p>
+    <w:p>
+      <w:r>
+        <w:t xml:space="preserve">5.9. Сторона-1 подтверждает, что уполномоченным лицом по вопросам исполнения является </w:t>
+      </w:r>
+      <w:r>
+        <w:t xml:space="preserve">Лебедев Николай Николаевич</w:t>
+      </w:r>
+      <w:r>
+        <w:t xml:space="preserve">, тел. </w:t>
+      </w:r>
+      <w:r>
+        <w:t xml:space="preserve">+7 (383) 553-48-68</w:t>
+      </w:r>
+      <w:r>
+        <w:t xml:space="preserve">, адрес для корреспонденции: </w:t>
+      </w:r>
+      <w:r>
+        <w:t xml:space="preserve">Красногорск, Ленина 48</w:t>
+      </w:r>
+      <w:r>
+        <w:t xml:space="preserve">.</w:t>
+      </w:r>
+    </w:p>
+    <w:p/>
+    <w:p/>
+    <w:p>
+      <w:r>
+        <w:rPr>
+          <w:b/>
+        </w:rPr>
+        <w:t xml:space="preserve">10. ДОПОЛНИТЕЛЬНЫЕ СВЕДЕНИЯ О СТОРОНАХ</w:t>
+      </w:r>
+    </w:p>
+    <w:p>
+      <w:r>
+        <w:t xml:space="preserve">Расчётный счёт (дублирование): </w:t>
+      </w:r>
+      <w:r>
+        <w:t xml:space="preserve">4081 7810 3334 9867 0455</w:t>
+      </w:r>
+    </w:p>
+    <w:p>
+      <w:r>
+        <w:t xml:space="preserve">ИНН (дублирование): </w:t>
+      </w:r>
+      <w:r>
+        <w:t xml:space="preserve">367-618-958518</w:t>
+      </w:r>
+    </w:p>
+    <w:p>
+      <w:r>
+        <w:t xml:space="preserve">Резервный e-mail: </w:t>
+      </w:r>
+      <w:r>
+        <w:t xml:space="preserve">lebedev@inbоx.ru</w:t>
+      </w:r>
+    </w:p>
+    <w:p/>
+    <w:p/>
+    <w:p>
+      <w:r>
+        <w:rPr>
+          <w:b/>
+        </w:rPr>
+        <w:t xml:space="preserve">9. КОНТРОЛЬНЫЕ ВЕЛИЧИНЫ</w:t>
+      </w:r>
+    </w:p>
+    <w:p>
+      <w:r>
+        <w:t xml:space="preserve">9.1. Контрольная запись: </w:t>
+      </w:r>
+      <w:r>
+        <w:rPr>
+          <w:b/>
+        </w:rPr>
+        <w:t xml:space="preserve">1</w:t>
+      </w:r>
+      <w:r>
+        <w:t xml:space="preserve">2% за каждый день просрочки</w:t>
+      </w:r>
+      <w:r>
+        <w:t xml:space="preserve">.</w:t>
+      </w:r>
+    </w:p>
+    <w:p>
+      <w:r>
+        <w:t xml:space="preserve">9.2. Контрольная запись: </w:t>
+      </w:r>
+      <w:r>
+        <w:rPr>
+          <w:b/>
+        </w:rPr>
+        <w:t xml:space="preserve">в течение 3</w:t>
+      </w:r>
+      <w:r>
+        <w:t xml:space="preserve">0 (Тридцати) календарных дней с момента заключения контракта</w:t>
+      </w:r>
+      <w:r>
+        <w:t xml:space="preserve">.</w:t>
+      </w:r>
+    </w:p>
+    <w:p>
+      <w:r>
+        <w:t xml:space="preserve">9.3. Контрольная запись: </w:t>
+      </w:r>
+      <w:r>
+        <w:rPr>
+          <w:b/>
+        </w:rPr>
+        <w:t xml:space="preserve">16Ф-90</w:t>
+      </w:r>
+      <w:r>
+        <w:t xml:space="preserve">393/21-672Д</w:t>
+      </w:r>
+      <w:r>
+        <w:t xml:space="preserve">.</w:t>
+      </w:r>
+    </w:p>
+    <w:p>
+      <w:r>
+        <w:t xml:space="preserve">9.4. Контрольная запись: </w:t>
+      </w:r>
+      <w:r>
+        <w:t xml:space="preserve">3540 0 000 руб. 00 копеек</w:t>
+      </w:r>
+      <w:r>
+        <w:t xml:space="preserve">.</w:t>
+      </w:r>
+    </w:p>
+    <w:p/>
+    <w:p>
+      <w:r>
+        <w:rPr>
+          <w:b/>
+        </w:rPr>
+        <w:t xml:space="preserve">РЕКВИЗИТЫ И ПОДПИСИ СТОРОН</w:t>
+      </w:r>
+    </w:p>
     <w:p/>
     <w:tbl>
       <w:tblPr>
@@ -1137,6 +1024,206 @@
           </w:tcPr>
           <w:p>
             <w:r>
+              <w:rPr>
+                <w:b/>
+              </w:rPr>
+              <w:t xml:space="preserve">Агент:</w:t>
+            </w:r>
+          </w:p>
+          <w:p>
+            <w:r>
+              <w:t xml:space="preserve">Лебедев Николай Николаевич</w:t>
+            </w:r>
+          </w:p>
+          <w:p>
+            <w:r>
+              <w:t xml:space="preserve">Дата рождения: </w:t>
+            </w:r>
+            <w:r>
+              <w:t xml:space="preserve">02.11.1998</w:t>
+            </w:r>
+          </w:p>
+          <w:p>
+            <w:r>
+              <w:t xml:space="preserve">Адрес регистрации: </w:t>
+            </w:r>
+            <w:r>
+              <w:t xml:space="preserve">Воронеж Полевая 61/4 кв 71</w:t>
+            </w:r>
+          </w:p>
+          <w:p>
+            <w:r>
+              <w:t xml:space="preserve">Паспорт </w:t>
+            </w:r>
+            <w:r>
+              <w:t xml:space="preserve">29 12 430477</w:t>
+            </w:r>
+            <w:r>
+              <w:t xml:space="preserve">, выдан ОВД «Тропарёво» г. Москвы 21.06.2002</w:t>
+            </w:r>
+            <w:r>
+              <w:t xml:space="preserve">, код подразделения </w:t>
+            </w:r>
+            <w:r>
+              <w:t xml:space="preserve">365-955</w:t>
+            </w:r>
+          </w:p>
+          <w:p>
+            <w:r>
+              <w:t xml:space="preserve">Страховое свидетельство государственного пенсионного страхования № </w:t>
+            </w:r>
+            <w:r>
+              <w:t xml:space="preserve">547-420-411 74</w:t>
+            </w:r>
+            <w:r>
+              <w:t xml:space="preserve"> ИНН </w:t>
+            </w:r>
+            <w:r>
+              <w:t xml:space="preserve">367618958518</w:t>
+            </w:r>
+          </w:p>
+          <w:p>
+            <w:r>
+              <w:t xml:space="preserve">Тел.: </w:t>
+            </w:r>
+            <w:r>
+              <w:t xml:space="preserve">+7 (383) 312-73-30</w:t>
+            </w:r>
+          </w:p>
+          <w:p>
+            <w:r>
+              <w:t xml:space="preserve">E-mail: </w:t>
+            </w:r>
+            <w:r>
+              <w:t xml:space="preserve">lebedev@gmail.com</w:t>
+            </w:r>
+          </w:p>
+          <w:p/>
+          <w:p>
+            <w:r>
+              <w:t xml:space="preserve">______________ </w:t>
+            </w:r>
+            <w:r>
+              <w:t xml:space="preserve">Лебедев Н. Н.</w:t>
+            </w:r>
+          </w:p>
+        </w:tc>
+        <w:tc>
+          <w:tcPr>
+            <w:tcW w:w="4680" w:type="dxa"/>
+          </w:tcPr>
+          <w:p>
+            <w:r>
+              <w:rPr>
+                <w:b/>
+              </w:rPr>
+              <w:t xml:space="preserve">Принципал:</w:t>
+            </w:r>
+          </w:p>
+          <w:p>
+            <w:r>
+              <w:t xml:space="preserve">Морозова Татьяна Михайловна</w:t>
+            </w:r>
+          </w:p>
+          <w:p>
+            <w:r>
+              <w:t xml:space="preserve">Дата рождения: </w:t>
+            </w:r>
+            <w:r>
+              <w:t xml:space="preserve">23.11.1990</w:t>
+            </w:r>
+          </w:p>
+          <w:p>
+            <w:r>
+              <w:t xml:space="preserve">Адрес регистрации: </w:t>
+            </w:r>
+            <w:r>
+              <w:t xml:space="preserve">Химки Советская 17/1 кв 23</w:t>
+            </w:r>
+          </w:p>
+          <w:p>
+            <w:r>
+              <w:t xml:space="preserve">Паспорт </w:t>
+            </w:r>
+            <w:r>
+              <w:t xml:space="preserve">39 05 709085</w:t>
+            </w:r>
+            <w:r>
+              <w:t xml:space="preserve">, выдан ТП № 2 ОУФМС России по Московской обл. 14.12.2004</w:t>
+            </w:r>
+            <w:r>
+              <w:t xml:space="preserve">, код подразделения </w:t>
+            </w:r>
+            <w:r>
+              <w:t xml:space="preserve">818-036</w:t>
+            </w:r>
+          </w:p>
+          <w:p>
+            <w:r>
+              <w:t xml:space="preserve">СНИЛС </w:t>
+            </w:r>
+            <w:r>
+              <w:t xml:space="preserve">786-812-099 55</w:t>
+            </w:r>
+            <w:r>
+              <w:t xml:space="preserve"> ИНН </w:t>
+            </w:r>
+            <w:r>
+              <w:t xml:space="preserve">635140806892</w:t>
+            </w:r>
+          </w:p>
+          <w:p>
+            <w:r>
+              <w:t xml:space="preserve">Тел.: </w:t>
+            </w:r>
+            <w:r>
+              <w:t xml:space="preserve">+7 (812) 801-68-44</w:t>
+            </w:r>
+          </w:p>
+          <w:p>
+            <w:r>
+              <w:t xml:space="preserve">E-mail: </w:t>
+            </w:r>
+            <w:r>
+              <w:t xml:space="preserve">morozova@gmail.com</w:t>
+            </w:r>
+          </w:p>
+          <w:p/>
+          <w:p>
+            <w:r>
+              <w:t xml:space="preserve">______________ </w:t>
+            </w:r>
+            <w:r>
+              <w:t xml:space="preserve">Морозова Т. М.</w:t>
+            </w:r>
+          </w:p>
+        </w:tc>
+      </w:tr>
+    </w:tbl>
+    <w:p/>
+    <w:tbl>
+      <w:tblPr>
+        <w:tblW w:w="9360" w:type="dxa"/>
+        <w:tblBorders>
+          <w:top w:val="single" w:sz="4" w:color="auto"/>
+          <w:left w:val="single" w:sz="4" w:color="auto"/>
+          <w:bottom w:val="single" w:sz="4" w:color="auto"/>
+          <w:right w:val="single" w:sz="4" w:color="auto"/>
+          <w:insideH w:val="single" w:sz="4" w:color="auto"/>
+          <w:insideV w:val="single" w:sz="4" w:color="auto"/>
+        </w:tblBorders>
+      </w:tblPr>
+      <w:tblGrid>
+        <w:gridCol w:w="4680"/>
+        <w:gridCol w:w="4680"/>
+      </w:tblGrid>
+      <w:tr>
+        <w:tc>
+          <w:tcPr>
+            <w:tcW w:w="4680" w:type="dxa"/>
+          </w:tcPr>
+          <w:p>
+            <w:r>
               <w:t xml:space="preserve">ИНН: </w:t>
             </w:r>
             <w:r>
@@ -1245,19 +1332,19 @@
         <w:t xml:space="preserve">Реквизиты для возврата: </w:t>
       </w:r>
       <w:r>
-        <w:t xml:space="preserve">170100, г. Тверь, наб. Октябрьская, д. 59, кв. 69</w:t>
+        <w:t xml:space="preserve">143000, г. Одинцово, бул. Гагарина, д. 75, кв. 41</w:t>
       </w:r>
       <w:r>
         <w:t xml:space="preserve">, ИНН </w:t>
       </w:r>
       <w:r>
-        <w:t xml:space="preserve">3279201727</w:t>
+        <w:t xml:space="preserve">0172353344</w:t>
       </w:r>
       <w:r>
         <w:t xml:space="preserve">, контакт: </w:t>
       </w:r>
       <w:r>
-        <w:t xml:space="preserve">Волков Алексей Павлович</w:t>
+        <w:t xml:space="preserve">Крылова Вера Андреевна</w:t>
       </w:r>
     </w:p>
   </w:footnote>

--- a/tests/corpus_v2/docs/agency_0006.docx
+++ b/tests/corpus_v2/docs/agency_0006.docx
@@ -181,6 +181,101 @@
         <w:t xml:space="preserve">Принципал обязан возместить Агенту расходы, понесённые при исполнении поручения.</w:t>
       </w:r>
     </w:p>
+    <w:p>
+      <w:r>
+        <w:t xml:space="preserve">1.5. </w:t>
+      </w:r>
+      <w:r>
+        <w:t xml:space="preserve">Партия сопровождается накладной формы ТОРГ-12 № </w:t>
+      </w:r>
+      <w:r>
+        <w:t xml:space="preserve">043579488</w:t>
+      </w:r>
+      <w:r>
+        <w:t xml:space="preserve">. Каталожный номер изделия — </w:t>
+      </w:r>
+      <w:r>
+        <w:t xml:space="preserve">046313202</w:t>
+      </w:r>
+      <w:r>
+        <w:t xml:space="preserve">. Изделию присвоен заводской номер </w:t>
+      </w:r>
+      <w:r>
+        <w:t xml:space="preserve">040916826</w:t>
+      </w:r>
+      <w:r>
+        <w:t xml:space="preserve">.</w:t>
+      </w:r>
+    </w:p>
+    <w:p>
+      <w:r>
+        <w:t xml:space="preserve">1.6. </w:t>
+      </w:r>
+      <w:r>
+        <w:t xml:space="preserve">Целевые средства перечисляются по коду цели </w:t>
+      </w:r>
+      <w:r>
+        <w:t xml:space="preserve">047339969</w:t>
+      </w:r>
+      <w:r>
+        <w:t xml:space="preserve"> согласно приказу Минфина России № 157н. </w:t>
+      </w:r>
+      <w:r>
+        <w:t xml:space="preserve">БИК будет сообщён дополнительно, номер заявки — </w:t>
+      </w:r>
+      <w:r>
+        <w:t xml:space="preserve">044099720</w:t>
+      </w:r>
+      <w:r>
+        <w:t xml:space="preserve">.</w:t>
+      </w:r>
+    </w:p>
+    <w:p>
+      <w:r>
+        <w:t xml:space="preserve">1.7. </w:t>
+      </w:r>
+      <w:r>
+        <w:t xml:space="preserve">Расчёты за коммунальные услуги ведутся по лицевому счёту абонента </w:t>
+      </w:r>
+      <w:r>
+        <w:t xml:space="preserve">89544325651</w:t>
+      </w:r>
+      <w:r>
+        <w:t xml:space="preserve">. Приложение учтено за номером </w:t>
+      </w:r>
+      <w:r>
+        <w:t xml:space="preserve">81444016254</w:t>
+      </w:r>
+      <w:r>
+        <w:t xml:space="preserve">. Прибор учёта имеет заводской номер </w:t>
+      </w:r>
+      <w:r>
+        <w:t xml:space="preserve">82343298138</w:t>
+      </w:r>
+      <w:r>
+        <w:t xml:space="preserve">.</w:t>
+      </w:r>
+    </w:p>
+    <w:p>
+      <w:r>
+        <w:t xml:space="preserve">1.8. </w:t>
+      </w:r>
+      <w:r>
+        <w:t xml:space="preserve">Регистрационная запись в реестре — </w:t>
+      </w:r>
+      <w:r>
+        <w:t xml:space="preserve">86510089632</w:t>
+      </w:r>
+      <w:r>
+        <w:t xml:space="preserve"> в порядке статьи 434 Гражданского кодекса Российской Федерации. Исходящий номер уведомления — </w:t>
+      </w:r>
+      <w:r>
+        <w:t xml:space="preserve">88908703873</w:t>
+      </w:r>
+      <w:r>
+        <w:t xml:space="preserve">.</w:t>
+      </w:r>
+    </w:p>
     <w:p/>
     <w:p>
       <w:r>
@@ -195,7 +290,7 @@
         <w:t xml:space="preserve">2.1. Общая цена Договора: </w:t>
       </w:r>
       <w:r>
-        <w:t xml:space="preserve">535 000,80 (Пятьсот тридцать пять тысяч) рублей</w:t>
+        <w:t xml:space="preserve">71 800 000,39 (Семьдесят один миллион восемьсот тысяч) рублей</w:t>
       </w:r>
       <w:r>
         <w:t xml:space="preserve">, включая НДС </w:t>
@@ -207,7 +302,7 @@
         <w:t xml:space="preserve"> в размере </w:t>
       </w:r>
       <w:r>
-        <w:t xml:space="preserve">Тридцать девять миллионов пятьсот тысяч рублей 00 копеек</w:t>
+        <w:t xml:space="preserve">Четыре миллиона девятьсот пятьдесят тысяч рублей 50 копеек</w:t>
       </w:r>
       <w:r>
         <w:t xml:space="preserve">.</w:t>
@@ -235,7 +330,7 @@
         <w:t xml:space="preserve">2.3. Срок оплаты — </w:t>
       </w:r>
       <w:r>
-        <w:t xml:space="preserve">в течение десяти календарных дней со дня предъявления требования</w:t>
+        <w:t xml:space="preserve">в течение шестидесяти календарных дней со дня предъявления требования</w:t>
       </w:r>
       <w:r>
         <w:t xml:space="preserve">.</w:t>
@@ -255,7 +350,7 @@
         <w:t xml:space="preserve">, артикул </w:t>
       </w:r>
       <w:r>
-        <w:t xml:space="preserve">RM-8167-79</w:t>
+        <w:t xml:space="preserve">RM-4401-73</w:t>
       </w:r>
       <w:r>
         <w:t xml:space="preserve">, код </w:t>
@@ -315,49 +410,49 @@
         <w:t xml:space="preserve">. Товар отгружается с сопроводительным документом паспорт качества № </w:t>
       </w:r>
       <w:r>
-        <w:t xml:space="preserve">72 21 256233</w:t>
+        <w:t xml:space="preserve">21 08 461521</w:t>
       </w:r>
       <w:r>
         <w:t xml:space="preserve">. К партии приложен паспорт изделия № </w:t>
       </w:r>
       <w:r>
-        <w:t xml:space="preserve">03 08 774879</w:t>
+        <w:t xml:space="preserve">34 02 209433</w:t>
       </w:r>
       <w:r>
         <w:t xml:space="preserve">. Оборудование поставляется с паспортом транспортного средства № </w:t>
       </w:r>
       <w:r>
-        <w:t xml:space="preserve">83 22 556347</w:t>
+        <w:t xml:space="preserve">17 02 180456</w:t>
       </w:r>
       <w:r>
         <w:t xml:space="preserve">. Приёмка производится согласно техническому паспорту </w:t>
       </w:r>
       <w:r>
-        <w:t xml:space="preserve">49 11 225062</w:t>
+        <w:t xml:space="preserve">40 22 476932</w:t>
       </w:r>
       <w:r>
         <w:t xml:space="preserve">. СНИЛС не указан, номер заказа </w:t>
       </w:r>
       <w:r>
-        <w:t xml:space="preserve">159-559-164 77</w:t>
+        <w:t xml:space="preserve">275-230-894 21</w:t>
       </w:r>
       <w:r>
         <w:t xml:space="preserve">. Дата рождения не проставлена, документ выдан </w:t>
       </w:r>
       <w:r>
-        <w:t xml:space="preserve">14.09.2020</w:t>
+        <w:t xml:space="preserve">15.10.2017</w:t>
       </w:r>
       <w:r>
         <w:t xml:space="preserve">. Код подразделения, см. артикул </w:t>
       </w:r>
       <w:r>
-        <w:t xml:space="preserve">467-077</w:t>
+        <w:t xml:space="preserve">824-934</w:t>
       </w:r>
       <w:r>
         <w:t xml:space="preserve">. Цена — </w:t>
       </w:r>
       <w:r>
-        <w:t xml:space="preserve">5 860 002,8 (пять миллионов восемьсот шестьдесят тысяч два) рубля</w:t>
+        <w:t xml:space="preserve">58 002,7 (пятьдесят восемь тысяч два) рубля</w:t>
       </w:r>
       <w:r>
         <w:t xml:space="preserve">, в том числе НДС</w:t>
@@ -374,25 +469,25 @@
         <w:t xml:space="preserve">Товар маркирован штрихкодом </w:t>
       </w:r>
       <w:r>
-        <w:t xml:space="preserve">4609284414799</w:t>
+        <w:t xml:space="preserve">4600634293172</w:t>
       </w:r>
       <w:r>
         <w:t xml:space="preserve">. Код контрагента по ОКПО — </w:t>
       </w:r>
       <w:r>
-        <w:t xml:space="preserve">1212764316</w:t>
+        <w:t xml:space="preserve">7941359128</w:t>
       </w:r>
       <w:r>
         <w:t xml:space="preserve">. Оборудование учтено под инвентарным номером </w:t>
       </w:r>
       <w:r>
-        <w:t xml:space="preserve">046347599</w:t>
+        <w:t xml:space="preserve">043596656</w:t>
       </w:r>
       <w:r>
         <w:t xml:space="preserve">, складской позиции присвоен номер </w:t>
       </w:r>
       <w:r>
-        <w:t xml:space="preserve">366535320</w:t>
+        <w:t xml:space="preserve">733996636</w:t>
       </w:r>
       <w:r>
         <w:t xml:space="preserve">.</w:t>
@@ -406,19 +501,19 @@
         <w:t xml:space="preserve">Оплата по счёту-фактуре на КБК </w:t>
       </w:r>
       <w:r>
-        <w:t xml:space="preserve">18210101011011000152</w:t>
+        <w:t xml:space="preserve">18210101011011000137</w:t>
       </w:r>
       <w:r>
         <w:t xml:space="preserve">. ИНН не присвоен, регистрационный № </w:t>
       </w:r>
       <w:r>
-        <w:t xml:space="preserve">7206761010</w:t>
+        <w:t xml:space="preserve">8352193103</w:t>
       </w:r>
       <w:r>
         <w:t xml:space="preserve">. ИНН не присвоен, платёжный документ № </w:t>
       </w:r>
       <w:r>
-        <w:t xml:space="preserve">096173078750</w:t>
+        <w:t xml:space="preserve">415923357090</w:t>
       </w:r>
       <w:r>
         <w:t xml:space="preserve">. Заказчик действует в лице </w:t>
@@ -438,13 +533,13 @@
         <w:t xml:space="preserve">Массовая доля влаги в товаре — </w:t>
       </w:r>
       <w:r>
-        <w:t xml:space="preserve">не более 8 %</w:t>
+        <w:t xml:space="preserve">не более 15 %</w:t>
       </w:r>
       <w:r>
         <w:t xml:space="preserve">. Товар подлежит хранению </w:t>
       </w:r>
       <w:r>
-        <w:t xml:space="preserve">в течение 48 часов</w:t>
+        <w:t xml:space="preserve">в течение 24 часов</w:t>
       </w:r>
       <w:r>
         <w:t xml:space="preserve"> при температуре не выше +4 °C. Срок исковой давности по требованиям, вытекающим из Договора, составляет </w:t>
@@ -513,7 +608,7 @@
           </w:tcPr>
           <w:p>
             <w:r>
-              <w:t xml:space="preserve">1601386667</w:t>
+              <w:t xml:space="preserve">3040650079</w:t>
             </w:r>
           </w:p>
         </w:tc>
@@ -541,7 +636,7 @@
         <w:t xml:space="preserve">Полномочия подтверждаются свидетельством о рождении, выдано </w:t>
       </w:r>
       <w:r>
-        <w:t xml:space="preserve">25.11.2016</w:t>
+        <w:t xml:space="preserve">20.11.2017</w:t>
       </w:r>
       <w:r>
         <w:t xml:space="preserve"> отделом ЗАГС.</w:t>
@@ -570,7 +665,7 @@
           </w:tcPr>
           <w:p>
             <w:r>
-              <w:t xml:space="preserve">7</w:t>
+              <w:t xml:space="preserve">9</w:t>
             </w:r>
           </w:p>
         </w:tc>
@@ -620,7 +715,7 @@
         <w:t xml:space="preserve">3.1. Место исполнения обязательств: </w:t>
       </w:r>
       <w:r>
-        <w:t xml:space="preserve">Воронеж Октябрьская 14/4 кв 4</w:t>
+        <w:t xml:space="preserve">Самара Профсоюзная 31/1 кв 18</w:t>
       </w:r>
       <w:r>
         <w:t xml:space="preserve">.</w:t>
@@ -637,7 +732,7 @@
         <w:t xml:space="preserve"> по телефону </w:t>
       </w:r>
       <w:r>
-        <w:t xml:space="preserve">+7 (499) 821-56-45</w:t>
+        <w:t xml:space="preserve">+7 (812) 217-15-39</w:t>
       </w:r>
       <w:r>
         <w:t xml:space="preserve">.</w:t>
@@ -648,7 +743,111 @@
         <w:t xml:space="preserve">3.3. Срок исполнения обязательств — </w:t>
       </w:r>
       <w:r>
-        <w:t xml:space="preserve">не позднее 12.10.2026</w:t>
+        <w:t xml:space="preserve">не позднее 28.04.2026</w:t>
+      </w:r>
+      <w:r>
+        <w:t xml:space="preserve">.</w:t>
+      </w:r>
+    </w:p>
+    <w:p>
+      <w:r>
+        <w:t xml:space="preserve">3.4. </w:t>
+      </w:r>
+      <w:r>
+        <w:t xml:space="preserve">Оплата производится за счёт бюджетных средств, КБК </w:t>
+      </w:r>
+      <w:r>
+        <w:t xml:space="preserve">18275143389435008685</w:t>
+      </w:r>
+      <w:r>
+        <w:t xml:space="preserve">. Счётчик имеет заводской номер </w:t>
+      </w:r>
+      <w:r>
+        <w:t xml:space="preserve">39186423111048274240</w:t>
+      </w:r>
+      <w:r>
+        <w:t xml:space="preserve">.</w:t>
+      </w:r>
+    </w:p>
+    <w:p>
+      <w:r>
+        <w:t xml:space="preserve">3.5. </w:t>
+      </w:r>
+      <w:r>
+        <w:t xml:space="preserve">Счёт на оплату содержит УИН </w:t>
+      </w:r>
+      <w:r>
+        <w:t xml:space="preserve">18209207697241264284</w:t>
+      </w:r>
+      <w:r>
+        <w:t xml:space="preserve">. Номер счёта-проформы — </w:t>
+      </w:r>
+      <w:r>
+        <w:t xml:space="preserve">77393564307251292513</w:t>
+      </w:r>
+      <w:r>
+        <w:t xml:space="preserve">. Списание со счёта производится в очерёдности статьи 855 Гражданского кодекса Российской Федерации, код вида дохода </w:t>
+      </w:r>
+      <w:r>
+        <w:t xml:space="preserve">18210425264803639858</w:t>
+      </w:r>
+      <w:r>
+        <w:t xml:space="preserve">.</w:t>
+      </w:r>
+    </w:p>
+    <w:p>
+      <w:r>
+        <w:t xml:space="preserve">3.6. </w:t>
+      </w:r>
+      <w:r>
+        <w:t xml:space="preserve">ИНН иностранному контрагенту не присваивается, номер в торговом реестре </w:t>
+      </w:r>
+      <w:r>
+        <w:t xml:space="preserve">0379503255</w:t>
+      </w:r>
+      <w:r>
+        <w:t xml:space="preserve">. ИНН см. в приложении; спецификация № </w:t>
+      </w:r>
+      <w:r>
+        <w:t xml:space="preserve">1601386667</w:t>
+      </w:r>
+      <w:r>
+        <w:t xml:space="preserve">. В силу статьи 84 Налогового кодекса Российской Федерации ИНН присваивается налоговым органом; номер решения — </w:t>
+      </w:r>
+      <w:r>
+        <w:t xml:space="preserve">9899019384</w:t>
+      </w:r>
+      <w:r>
+        <w:t xml:space="preserve">.</w:t>
+      </w:r>
+    </w:p>
+    <w:p>
+      <w:r>
+        <w:t xml:space="preserve">3.7. </w:t>
+      </w:r>
+      <w:r>
+        <w:t xml:space="preserve">Регистрационный номер партии товара — </w:t>
+      </w:r>
+      <w:r>
+        <w:t xml:space="preserve">8391831575</w:t>
+      </w:r>
+      <w:r>
+        <w:t xml:space="preserve">. Содержание примеси не превышает </w:t>
+      </w:r>
+      <w:r>
+        <w:t xml:space="preserve">0,9 %</w:t>
+      </w:r>
+      <w:r>
+        <w:t xml:space="preserve">. Допустимая погрешность прибора — </w:t>
+      </w:r>
+      <w:r>
+        <w:t xml:space="preserve">0,1 %</w:t>
+      </w:r>
+      <w:r>
+        <w:t xml:space="preserve">. Заводской номер поставляемого станка — </w:t>
+      </w:r>
+      <w:r>
+        <w:t xml:space="preserve">5496604369</w:t>
       </w:r>
       <w:r>
         <w:t xml:space="preserve">.</w:t>
@@ -721,7 +920,7 @@
         <w:t xml:space="preserve">Все споры и разногласия решаются путём переговоров. Претензионный порядок обязателен, срок ответа на претензию — </w:t>
       </w:r>
       <w:r>
-        <w:t xml:space="preserve">не позднее 02.12.2026</w:t>
+        <w:t xml:space="preserve">не позднее 20.04.2026</w:t>
       </w:r>
       <w:r>
         <w:t xml:space="preserve">.</w:t>
@@ -781,6 +980,124 @@
       </w:r>
       <w:r>
         <w:t xml:space="preserve">Ни одна из Сторон не вправе использовать товарные знаки другой Стороны без предварительного письменного согласия.</w:t>
+      </w:r>
+    </w:p>
+    <w:p>
+      <w:r>
+        <w:t xml:space="preserve">4.13. </w:t>
+      </w:r>
+      <w:r>
+        <w:t xml:space="preserve">ИНН физического лица не приводится; лицевой счёт — </w:t>
+      </w:r>
+      <w:r>
+        <w:t xml:space="preserve">549567187753</w:t>
+      </w:r>
+      <w:r>
+        <w:t xml:space="preserve">. ИНН приведён в приложении, код позиции </w:t>
+      </w:r>
+      <w:r>
+        <w:t xml:space="preserve">513771414023</w:t>
+      </w:r>
+      <w:r>
+        <w:t xml:space="preserve">. ИНН физического лица обрабатывается в порядке статьи 86 Налогового кодекса Российской Федерации; номер запроса — </w:t>
+      </w:r>
+      <w:r>
+        <w:t xml:space="preserve">488371633030</w:t>
+      </w:r>
+      <w:r>
+        <w:t xml:space="preserve">.</w:t>
+      </w:r>
+    </w:p>
+    <w:p>
+      <w:r>
+        <w:t xml:space="preserve">4.14. </w:t>
+      </w:r>
+      <w:r>
+        <w:t xml:space="preserve">Товарная накладная на партию имеет номер </w:t>
+      </w:r>
+      <w:r>
+        <w:t xml:space="preserve">901121011746</w:t>
+      </w:r>
+      <w:r>
+        <w:t xml:space="preserve">. Модуль учёта имеет заводской номер </w:t>
+      </w:r>
+      <w:r>
+        <w:t xml:space="preserve">503815800345</w:t>
+      </w:r>
+      <w:r>
+        <w:t xml:space="preserve">. Проектный уклон кровли — </w:t>
+      </w:r>
+      <w:r>
+        <w:t xml:space="preserve">4 %</w:t>
+      </w:r>
+      <w:r>
+        <w:t xml:space="preserve">.</w:t>
+      </w:r>
+    </w:p>
+    <w:p>
+      <w:r>
+        <w:t xml:space="preserve">4.15. </w:t>
+      </w:r>
+      <w:r>
+        <w:t xml:space="preserve">Предельная доля иностранного участия по закону — </w:t>
+      </w:r>
+      <w:r>
+        <w:t xml:space="preserve">20 %</w:t>
+      </w:r>
+      <w:r>
+        <w:t xml:space="preserve"> в силу Федерального закона об иностранных инвестициях. В приложении № 3 указана допустимая доля брака — </w:t>
+      </w:r>
+      <w:r>
+        <w:t xml:space="preserve">2,7 %</w:t>
+      </w:r>
+      <w:r>
+        <w:t xml:space="preserve">.</w:t>
+      </w:r>
+    </w:p>
+    <w:p>
+      <w:r>
+        <w:t xml:space="preserve">4.16. </w:t>
+      </w:r>
+      <w:r>
+        <w:t xml:space="preserve">Товар имеет срок годности </w:t>
+      </w:r>
+      <w:r>
+        <w:t xml:space="preserve">в течение 36 месяцев</w:t>
+      </w:r>
+      <w:r>
+        <w:t xml:space="preserve"> с даты изготовления. Бетонная смесь выдерживается </w:t>
+      </w:r>
+      <w:r>
+        <w:t xml:space="preserve">в течение 72 часов</w:t>
+      </w:r>
+      <w:r>
+        <w:t xml:space="preserve"> без доступа влаги.</w:t>
+      </w:r>
+    </w:p>
+    <w:p>
+      <w:r>
+        <w:t xml:space="preserve">4.17. </w:t>
+      </w:r>
+      <w:r>
+        <w:t xml:space="preserve">Претензии по качеству работ предъявляются </w:t>
+      </w:r>
+      <w:r>
+        <w:t xml:space="preserve">в течение одного года</w:t>
+      </w:r>
+      <w:r>
+        <w:t xml:space="preserve"> по правилам статьи 725 Гражданского кодекса Российской Федерации. Поставщик присутствует на рынке </w:t>
+      </w:r>
+      <w:r>
+        <w:t xml:space="preserve">в течение 17 лет</w:t>
+      </w:r>
+      <w:r>
+        <w:t xml:space="preserve">. Окончание отчётного периода — </w:t>
+      </w:r>
+      <w:r>
+        <w:t xml:space="preserve">не позднее 07.10.2026</w:t>
+      </w:r>
+      <w:r>
+        <w:t xml:space="preserve">.</w:t>
       </w:r>
     </w:p>
     <w:p/>
@@ -856,7 +1173,7 @@
         <w:t xml:space="preserve">Расторжение Договора в одностороннем порядке допускается при существенном нарушении его условий другой Стороной. Срок направления уведомления — </w:t>
       </w:r>
       <w:r>
-        <w:t xml:space="preserve">в течение 7 дней</w:t>
+        <w:t xml:space="preserve">в течение 45 дней</w:t>
       </w:r>
       <w:r>
         <w:t xml:space="preserve">.</w:t>
@@ -873,13 +1190,13 @@
         <w:t xml:space="preserve">, тел. </w:t>
       </w:r>
       <w:r>
-        <w:t xml:space="preserve">+7 (383) 553-48-68</w:t>
+        <w:t xml:space="preserve">+7 (499) 628-81-86</w:t>
       </w:r>
       <w:r>
         <w:t xml:space="preserve">, адрес для корреспонденции: </w:t>
       </w:r>
       <w:r>
-        <w:t xml:space="preserve">Красногорск, Ленина 48</w:t>
+        <w:t xml:space="preserve">Химки Кирова 81/2 кв 79</w:t>
       </w:r>
       <w:r>
         <w:t xml:space="preserve">.</w:t>
@@ -916,7 +1233,7 @@
         <w:t xml:space="preserve">Резервный e-mail: </w:t>
       </w:r>
       <w:r>
-        <w:t xml:space="preserve">lebedev@inbоx.ru</w:t>
+        <w:t xml:space="preserve">lebedev@mаil.ru</w:t>
       </w:r>
     </w:p>
     <w:p/>
@@ -940,7 +1257,7 @@
         <w:t xml:space="preserve">1</w:t>
       </w:r>
       <w:r>
-        <w:t xml:space="preserve">2% за каждый день просрочки</w:t>
+        <w:t xml:space="preserve">5% за каждый день просрочки</w:t>
       </w:r>
       <w:r>
         <w:t xml:space="preserve">.</w:t>
@@ -954,10 +1271,10 @@
         <w:rPr>
           <w:b/>
         </w:rPr>
-        <w:t xml:space="preserve">в течение 3</w:t>
-      </w:r>
-      <w:r>
-        <w:t xml:space="preserve">0 (Тридцати) календарных дней с момента заключения контракта</w:t>
+        <w:t xml:space="preserve">в течение 1</w:t>
+      </w:r>
+      <w:r>
+        <w:t xml:space="preserve">4 (Четырнадцати) календарных дней с момента заключения контракта</w:t>
       </w:r>
       <w:r>
         <w:t xml:space="preserve">.</w:t>
@@ -971,10 +1288,10 @@
         <w:rPr>
           <w:b/>
         </w:rPr>
-        <w:t xml:space="preserve">16Ф-90</w:t>
-      </w:r>
-      <w:r>
-        <w:t xml:space="preserve">393/21-672Д</w:t>
+        <w:t xml:space="preserve">80Ф-63</w:t>
+      </w:r>
+      <w:r>
+        <w:t xml:space="preserve">869/18-853Д</w:t>
       </w:r>
       <w:r>
         <w:t xml:space="preserve">.</w:t>
@@ -985,7 +1302,7 @@
         <w:t xml:space="preserve">9.4. Контрольная запись: </w:t>
       </w:r>
       <w:r>
-        <w:t xml:space="preserve">3540 0 000 руб. 00 копеек</w:t>
+        <w:t xml:space="preserve">3420 0 000 руб. 00 копеек</w:t>
       </w:r>
       <w:r>
         <w:t xml:space="preserve">.</w:t>
@@ -1048,7 +1365,7 @@
               <w:t xml:space="preserve">Адрес регистрации: </w:t>
             </w:r>
             <w:r>
-              <w:t xml:space="preserve">Воронеж Полевая 61/4 кв 71</w:t>
+              <w:t xml:space="preserve">Красногорск, Баумана 15</w:t>
             </w:r>
           </w:p>
           <w:p>
@@ -1087,7 +1404,7 @@
               <w:t xml:space="preserve">Тел.: </w:t>
             </w:r>
             <w:r>
-              <w:t xml:space="preserve">+7 (383) 312-73-30</w:t>
+              <w:t xml:space="preserve">+7 (499) 987-82-51</w:t>
             </w:r>
           </w:p>
           <w:p>
@@ -1138,7 +1455,7 @@
               <w:t xml:space="preserve">Адрес регистрации: </w:t>
             </w:r>
             <w:r>
-              <w:t xml:space="preserve">Химки Советская 17/1 кв 23</w:t>
+              <w:t xml:space="preserve">Ростов-на-Дону, Промышленная 45</w:t>
             </w:r>
           </w:p>
           <w:p>
@@ -1177,7 +1494,7 @@
               <w:t xml:space="preserve">Тел.: </w:t>
             </w:r>
             <w:r>
-              <w:t xml:space="preserve">+7 (812) 801-68-44</w:t>
+              <w:t xml:space="preserve">+7 (383) 706-91-39</w:t>
             </w:r>
           </w:p>
           <w:p>
@@ -1185,7 +1502,7 @@
               <w:t xml:space="preserve">E-mail: </w:t>
             </w:r>
             <w:r>
-              <w:t xml:space="preserve">morozova@gmail.com</w:t>
+              <w:t xml:space="preserve">morozova@mail.ru</w:t>
             </w:r>
           </w:p>
           <w:p/>
@@ -1332,19 +1649,19 @@
         <w:t xml:space="preserve">Реквизиты для возврата: </w:t>
       </w:r>
       <w:r>
-        <w:t xml:space="preserve">143000, г. Одинцово, бул. Гагарина, д. 75, кв. 41</w:t>
+        <w:t xml:space="preserve">141300, г. Сергиев Посад, ул. Садовая, д. 78, кв. 151</w:t>
       </w:r>
       <w:r>
         <w:t xml:space="preserve">, ИНН </w:t>
       </w:r>
       <w:r>
-        <w:t xml:space="preserve">0172353344</w:t>
+        <w:t xml:space="preserve">6857622461</w:t>
       </w:r>
       <w:r>
         <w:t xml:space="preserve">, контакт: </w:t>
       </w:r>
       <w:r>
-        <w:t xml:space="preserve">Крылова Вера Андреевна</w:t>
+        <w:t xml:space="preserve">Богданов Роман Андреевич</w:t>
       </w:r>
     </w:p>
   </w:footnote>

--- a/tests/corpus_v2/docs/agency_0006.docx
+++ b/tests/corpus_v2/docs/agency_0006.docx
@@ -1303,6 +1303,37 @@
       </w:r>
       <w:r>
         <w:t xml:space="preserve">3420 0 000 руб. 00 копеек</w:t>
+      </w:r>
+      <w:r>
+        <w:t xml:space="preserve">.</w:t>
+      </w:r>
+    </w:p>
+    <w:p/>
+    <w:p>
+      <w:r>
+        <w:rPr>
+          <w:b/>
+        </w:rPr>
+        <w:t xml:space="preserve">6. ОСОБЫЕ УСЛОВИЯ ОТДЕЛЬНЫХ ВИДОВ ДАННЫХ</w:t>
+      </w:r>
+    </w:p>
+    <w:p>
+      <w:r>
+        <w:t xml:space="preserve">6.1. Полномочия представителя подтверждены доверенностью, реестровый номер </w:t>
+      </w:r>
+      <w:r>
+        <w:t xml:space="preserve">23/5-н/23-2025-2-1104</w:t>
+      </w:r>
+      <w:r>
+        <w:t xml:space="preserve">.</w:t>
+      </w:r>
+    </w:p>
+    <w:p>
+      <w:r>
+        <w:t xml:space="preserve">6.2. Для сопоставления в учёте указывается: </w:t>
+      </w:r>
+      <w:r>
+        <w:t xml:space="preserve">ГОСТ Р 52044-2003</w:t>
       </w:r>
       <w:r>
         <w:t xml:space="preserve">.</w:t>

--- a/tests/corpus_v2/docs/agency_0006.docx
+++ b/tests/corpus_v2/docs/agency_0006.docx
@@ -1319,21 +1319,87 @@
     </w:p>
     <w:p>
       <w:r>
-        <w:t xml:space="preserve">6.1. Полномочия представителя подтверждены доверенностью, реестровый номер </w:t>
-      </w:r>
-      <w:r>
-        <w:t xml:space="preserve">23/5-н/23-2025-2-1104</w:t>
-      </w:r>
-      <w:r>
-        <w:t xml:space="preserve">.</w:t>
-      </w:r>
-    </w:p>
-    <w:p>
-      <w:r>
-        <w:t xml:space="preserve">6.2. Для сопоставления в учёте указывается: </w:t>
-      </w:r>
-      <w:r>
-        <w:t xml:space="preserve">ГОСТ Р 52044-2003</w:t>
+        <w:t xml:space="preserve">6.1. Работы выполняются на основании ранее заключённого Договора № </w:t>
+      </w:r>
+      <w:r>
+        <w:t xml:space="preserve">01Ф-00034/16-124Д</w:t>
+      </w:r>
+      <w:r>
+        <w:t xml:space="preserve"> между теми же сторонами.</w:t>
+      </w:r>
+    </w:p>
+    <w:p>
+      <w:r>
+        <w:t xml:space="preserve">6.2. Первичные документы: </w:t>
+      </w:r>
+      <w:r>
+        <w:t xml:space="preserve">как указано в пункте 4.2 настоящего Договора</w:t>
+      </w:r>
+      <w:r>
+        <w:t xml:space="preserve">.</w:t>
+      </w:r>
+    </w:p>
+    <w:p>
+      <w:r>
+        <w:t xml:space="preserve">6.3. Запись о лицензии внесена в реестр за регистрационным номером </w:t>
+      </w:r>
+      <w:r>
+        <w:t xml:space="preserve">268530417</w:t>
+      </w:r>
+      <w:r>
+        <w:t xml:space="preserve">.</w:t>
+      </w:r>
+    </w:p>
+    <w:p>
+      <w:r>
+        <w:t xml:space="preserve">6.4. Внутренний учёт ведётся отдельно: </w:t>
+      </w:r>
+      <w:r>
+        <w:t xml:space="preserve">инвентарный номер 123456789</w:t>
+      </w:r>
+      <w:r>
+        <w:t xml:space="preserve">.</w:t>
+      </w:r>
+    </w:p>
+    <w:p>
+      <w:r>
+        <w:t xml:space="preserve">6.5. Полномочия представителя подтверждены доверенностью, реестровый номер </w:t>
+      </w:r>
+      <w:r>
+        <w:t xml:space="preserve">16/89-н/16-2024-3-215</w:t>
+      </w:r>
+      <w:r>
+        <w:t xml:space="preserve">.</w:t>
+      </w:r>
+    </w:p>
+    <w:p>
+      <w:r>
+        <w:t xml:space="preserve">6.6. Для сопоставления в учёте указывается: </w:t>
+      </w:r>
+      <w:r>
+        <w:t xml:space="preserve">срок действия 12/2024-06/2025</w:t>
+      </w:r>
+      <w:r>
+        <w:t xml:space="preserve">.</w:t>
+      </w:r>
+    </w:p>
+    <w:p>
+      <w:r>
+        <w:t xml:space="preserve">6.7. Решение принято большинством в </w:t>
+      </w:r>
+      <w:r>
+        <w:t xml:space="preserve">75 % голосов</w:t>
+      </w:r>
+      <w:r>
+        <w:t xml:space="preserve"> от общего числа голосов членов совета директоров.</w:t>
+      </w:r>
+    </w:p>
+    <w:p>
+      <w:r>
+        <w:t xml:space="preserve">6.8. Кворум определяется уставом: </w:t>
+      </w:r>
+      <w:r>
+        <w:t xml:space="preserve">доля брака не превышает 1 % партии</w:t>
       </w:r>
       <w:r>
         <w:t xml:space="preserve">.</w:t>

--- a/tests/corpus_v2/docs/agency_0006.docx
+++ b/tests/corpus_v2/docs/agency_0006.docx
@@ -1319,10 +1319,32 @@
     </w:p>
     <w:p>
       <w:r>
-        <w:t xml:space="preserve">6.1. Работы выполняются на основании ранее заключённого Договора № </w:t>
-      </w:r>
-      <w:r>
-        <w:t xml:space="preserve">01Ф-00034/16-124Д</w:t>
+        <w:t xml:space="preserve">6.1. Стороны ранее заключили </w:t>
+      </w:r>
+      <w:r>
+        <w:t xml:space="preserve">договор уступки права требования</w:t>
+      </w:r>
+      <w:r>
+        <w:t xml:space="preserve"> на сопоставимых условиях.</w:t>
+      </w:r>
+    </w:p>
+    <w:p>
+      <w:r>
+        <w:t xml:space="preserve">6.2. Прочие условия: </w:t>
+      </w:r>
+      <w:r>
+        <w:t xml:space="preserve">реквизиты первичных документов приведены в приложении</w:t>
+      </w:r>
+      <w:r>
+        <w:t xml:space="preserve">.</w:t>
+      </w:r>
+    </w:p>
+    <w:p>
+      <w:r>
+        <w:t xml:space="preserve">6.3. Работы выполняются на основании ранее заключённого Договора № </w:t>
+      </w:r>
+      <w:r>
+        <w:t xml:space="preserve">СУБ-44/2023</w:t>
       </w:r>
       <w:r>
         <w:t xml:space="preserve"> между теми же сторонами.</w:t>
@@ -1330,29 +1352,73 @@
     </w:p>
     <w:p>
       <w:r>
-        <w:t xml:space="preserve">6.2. Первичные документы: </w:t>
-      </w:r>
-      <w:r>
-        <w:t xml:space="preserve">как указано в пункте 4.2 настоящего Договора</w:t>
-      </w:r>
-      <w:r>
-        <w:t xml:space="preserve">.</w:t>
-      </w:r>
-    </w:p>
-    <w:p>
-      <w:r>
-        <w:t xml:space="preserve">6.3. Запись о лицензии внесена в реестр за регистрационным номером </w:t>
-      </w:r>
-      <w:r>
-        <w:t xml:space="preserve">268530417</w:t>
-      </w:r>
-      <w:r>
-        <w:t xml:space="preserve">.</w:t>
-      </w:r>
-    </w:p>
-    <w:p>
-      <w:r>
-        <w:t xml:space="preserve">6.4. Внутренний учёт ведётся отдельно: </w:t>
+        <w:t xml:space="preserve">6.4. Первичные документы: </w:t>
+      </w:r>
+      <w:r>
+        <w:t xml:space="preserve">счёт-фактура выставлена без ссылки на номер</w:t>
+      </w:r>
+      <w:r>
+        <w:t xml:space="preserve">.</w:t>
+      </w:r>
+    </w:p>
+    <w:p>
+      <w:r>
+        <w:t xml:space="preserve">6.5. Паспорт гражданина Российской Федерации выдан </w:t>
+      </w:r>
+      <w:r>
+        <w:t xml:space="preserve">ОУФМС России по Тверской области в Заволжском р-не</w:t>
+      </w:r>
+      <w:r>
+        <w:t xml:space="preserve">, паспорт предъявлен при подписании.</w:t>
+      </w:r>
+    </w:p>
+    <w:p>
+      <w:r>
+        <w:t xml:space="preserve">6.6. Сопутствующие сведения: </w:t>
+      </w:r>
+      <w:r>
+        <w:t xml:space="preserve">паспорт выдан, реквизиты приведены в приложении</w:t>
+      </w:r>
+      <w:r>
+        <w:t xml:space="preserve">.</w:t>
+      </w:r>
+    </w:p>
+    <w:p>
+      <w:r>
+        <w:t xml:space="preserve">6.7. Запись о государственной регистрации внесена регистрирующим органом: </w:t>
+      </w:r>
+      <w:r>
+        <w:t xml:space="preserve">Межрайонная ИФНС России № 46 по г. Москве</w:t>
+      </w:r>
+      <w:r>
+        <w:t xml:space="preserve">.</w:t>
+      </w:r>
+    </w:p>
+    <w:p>
+      <w:r>
+        <w:t xml:space="preserve">6.8. Общие сведения о регистрации: </w:t>
+      </w:r>
+      <w:r>
+        <w:t xml:space="preserve">сведения о юридическом лице содержатся в ЕГРЮЛ</w:t>
+      </w:r>
+      <w:r>
+        <w:t xml:space="preserve">.</w:t>
+      </w:r>
+    </w:p>
+    <w:p>
+      <w:r>
+        <w:t xml:space="preserve">6.9. Запись о лицензии внесена в реестр за регистрационным номером </w:t>
+      </w:r>
+      <w:r>
+        <w:t xml:space="preserve">509118266</w:t>
+      </w:r>
+      <w:r>
+        <w:t xml:space="preserve">.</w:t>
+      </w:r>
+    </w:p>
+    <w:p>
+      <w:r>
+        <w:t xml:space="preserve">6.10. Внутренний учёт ведётся отдельно: </w:t>
       </w:r>
       <w:r>
         <w:t xml:space="preserve">инвентарный номер 123456789</w:t>
@@ -1363,32 +1429,32 @@
     </w:p>
     <w:p>
       <w:r>
-        <w:t xml:space="preserve">6.5. Полномочия представителя подтверждены доверенностью, реестровый номер </w:t>
-      </w:r>
-      <w:r>
-        <w:t xml:space="preserve">16/89-н/16-2024-3-215</w:t>
-      </w:r>
-      <w:r>
-        <w:t xml:space="preserve">.</w:t>
-      </w:r>
-    </w:p>
-    <w:p>
-      <w:r>
-        <w:t xml:space="preserve">6.6. Для сопоставления в учёте указывается: </w:t>
-      </w:r>
-      <w:r>
-        <w:t xml:space="preserve">срок действия 12/2024-06/2025</w:t>
-      </w:r>
-      <w:r>
-        <w:t xml:space="preserve">.</w:t>
-      </w:r>
-    </w:p>
-    <w:p>
-      <w:r>
-        <w:t xml:space="preserve">6.7. Решение принято большинством в </w:t>
-      </w:r>
-      <w:r>
-        <w:t xml:space="preserve">75 % голосов</w:t>
+        <w:t xml:space="preserve">6.11. Полномочия представителя подтверждены доверенностью, реестровый номер </w:t>
+      </w:r>
+      <w:r>
+        <w:t xml:space="preserve">23/5-н/23-2025-2-1104</w:t>
+      </w:r>
+      <w:r>
+        <w:t xml:space="preserve">.</w:t>
+      </w:r>
+    </w:p>
+    <w:p>
+      <w:r>
+        <w:t xml:space="preserve">6.12. Для сопоставления в учёте указывается: </w:t>
+      </w:r>
+      <w:r>
+        <w:t xml:space="preserve">пп. 4/5-1 и 7/2-3 Правил страхования</w:t>
+      </w:r>
+      <w:r>
+        <w:t xml:space="preserve">.</w:t>
+      </w:r>
+    </w:p>
+    <w:p>
+      <w:r>
+        <w:t xml:space="preserve">6.13. Решение принято большинством в </w:t>
+      </w:r>
+      <w:r>
+        <w:t xml:space="preserve">51 % акций</w:t>
       </w:r>
       <w:r>
         <w:t xml:space="preserve"> от общего числа голосов членов совета директоров.</w:t>
@@ -1396,7 +1462,7 @@
     </w:p>
     <w:p>
       <w:r>
-        <w:t xml:space="preserve">6.8. Кворум определяется уставом: </w:t>
+        <w:t xml:space="preserve">6.14. Кворум определяется уставом: </w:t>
       </w:r>
       <w:r>
         <w:t xml:space="preserve">доля брака не превышает 1 % партии</w:t>

--- a/tests/corpus_v2/docs/agency_0006.docx
+++ b/tests/corpus_v2/docs/agency_0006.docx
@@ -39,7 +39,7 @@
         <w:t xml:space="preserve">     </w:t>
       </w:r>
       <w:r>
-        <w:t xml:space="preserve">«17» июня 2023 г.</w:t>
+        <w:t xml:space="preserve">17 июня 2023 года</w:t>
       </w:r>
     </w:p>
     <w:p/>
